--- a/1 Разработка Web-приложений (Трубилов Николай Михайлович)/Лабораторные/Лабораторная_4/Соколов Д.А Ик-731 - ЛР4 (Контрольные вопросы).docx
+++ b/1 Разработка Web-приложений (Трубилов Николай Михайлович)/Лабораторные/Лабораторная_4/Соколов Д.А Ик-731 - ЛР4 (Контрольные вопросы).docx
@@ -1,6 +1,6 @@
 
 <file path=word/document.xml><?xml version="1.0" encoding="utf-8"?>
-<w:document xmlns:wpc="http://schemas.microsoft.com/office/word/2010/wordprocessingCanvas" xmlns:cx="http://schemas.microsoft.com/office/drawing/2014/chartex" xmlns:cx1="http://schemas.microsoft.com/office/drawing/2015/9/8/chartex" xmlns:cx2="http://schemas.microsoft.com/office/drawing/2015/10/21/chartex" xmlns:cx3="http://schemas.microsoft.com/office/drawing/2016/5/9/chartex" xmlns:cx4="http://schemas.microsoft.com/office/drawing/2016/5/10/chartex" xmlns:cx5="http://schemas.microsoft.com/office/drawing/2016/5/11/chartex" xmlns:cx6="http://schemas.microsoft.com/office/drawing/2016/5/12/chartex" xmlns:cx7="http://schemas.microsoft.com/office/drawing/2016/5/13/chartex" xmlns:cx8="http://schemas.microsoft.com/office/drawing/2016/5/14/chartex" xmlns:mc="http://schemas.openxmlformats.org/markup-compatibility/2006" xmlns:aink="http://schemas.microsoft.com/office/drawing/2016/ink" xmlns:am3d="http://schemas.microsoft.com/office/drawing/2017/model3d" xmlns:o="urn:schemas-microsoft-com:office:office" xmlns:r="http://schemas.openxmlformats.org/officeDocument/2006/relationships" xmlns:m="http://schemas.openxmlformats.org/officeDocument/2006/math" xmlns:v="urn:schemas-microsoft-com:vml" xmlns:wp14="http://schemas.microsoft.com/office/word/2010/wordprocessingDrawing" xmlns:wp="http://schemas.openxmlformats.org/drawingml/2006/wordprocessingDrawing" xmlns:w10="urn:schemas-microsoft-com:office:word" xmlns:w="http://schemas.openxmlformats.org/wordprocessingml/2006/main" xmlns:w14="http://schemas.microsoft.com/office/word/2010/wordml" xmlns:w15="http://schemas.microsoft.com/office/word/2012/wordml" xmlns:w16cex="http://schemas.microsoft.com/office/word/2018/wordml/cex" xmlns:w16cid="http://schemas.microsoft.com/office/word/2016/wordml/cid" xmlns:w16="http://schemas.microsoft.com/office/word/2018/wordml" xmlns:w16se="http://schemas.microsoft.com/office/word/2015/wordml/symex" xmlns:wpg="http://schemas.microsoft.com/office/word/2010/wordprocessingGroup" xmlns:wpi="http://schemas.microsoft.com/office/word/2010/wordprocessingInk" xmlns:wne="http://schemas.microsoft.com/office/word/2006/wordml" xmlns:wps="http://schemas.microsoft.com/office/word/2010/wordprocessingShape" mc:Ignorable="w14 w15 w16se w16cid w16 w16cex wp14">
+<w:document xmlns:wpc="http://schemas.microsoft.com/office/word/2010/wordprocessingCanvas" xmlns:cx="http://schemas.microsoft.com/office/drawing/2014/chartex" xmlns:cx1="http://schemas.microsoft.com/office/drawing/2015/9/8/chartex" xmlns:cx2="http://schemas.microsoft.com/office/drawing/2015/10/21/chartex" xmlns:cx3="http://schemas.microsoft.com/office/drawing/2016/5/9/chartex" xmlns:cx4="http://schemas.microsoft.com/office/drawing/2016/5/10/chartex" xmlns:cx5="http://schemas.microsoft.com/office/drawing/2016/5/11/chartex" xmlns:cx6="http://schemas.microsoft.com/office/drawing/2016/5/12/chartex" xmlns:cx7="http://schemas.microsoft.com/office/drawing/2016/5/13/chartex" xmlns:cx8="http://schemas.microsoft.com/office/drawing/2016/5/14/chartex" xmlns:mc="http://schemas.openxmlformats.org/markup-compatibility/2006" xmlns:aink="http://schemas.microsoft.com/office/drawing/2016/ink" xmlns:am3d="http://schemas.microsoft.com/office/drawing/2017/model3d" xmlns:o="urn:schemas-microsoft-com:office:office" xmlns:oel="http://schemas.microsoft.com/office/2019/extlst" xmlns:r="http://schemas.openxmlformats.org/officeDocument/2006/relationships" xmlns:m="http://schemas.openxmlformats.org/officeDocument/2006/math" xmlns:v="urn:schemas-microsoft-com:vml" xmlns:wp14="http://schemas.microsoft.com/office/word/2010/wordprocessingDrawing" xmlns:wp="http://schemas.openxmlformats.org/drawingml/2006/wordprocessingDrawing" xmlns:w10="urn:schemas-microsoft-com:office:word" xmlns:w="http://schemas.openxmlformats.org/wordprocessingml/2006/main" xmlns:w14="http://schemas.microsoft.com/office/word/2010/wordml" xmlns:w15="http://schemas.microsoft.com/office/word/2012/wordml" xmlns:w16cex="http://schemas.microsoft.com/office/word/2018/wordml/cex" xmlns:w16cid="http://schemas.microsoft.com/office/word/2016/wordml/cid" xmlns:w16="http://schemas.microsoft.com/office/word/2018/wordml" xmlns:w16sdtdh="http://schemas.microsoft.com/office/word/2020/wordml/sdtdatahash" xmlns:w16se="http://schemas.microsoft.com/office/word/2015/wordml/symex" xmlns:wpg="http://schemas.microsoft.com/office/word/2010/wordprocessingGroup" xmlns:wpi="http://schemas.microsoft.com/office/word/2010/wordprocessingInk" xmlns:wne="http://schemas.microsoft.com/office/word/2006/wordml" xmlns:wps="http://schemas.microsoft.com/office/word/2010/wordprocessingShape" mc:Ignorable="w14 w15 w16se w16cid w16 w16cex w16sdtdh wp14">
   <w:body>
     <w:p>
       <w:pPr>
@@ -37,6 +37,19 @@
       <w:pPr>
         <w:spacing w:line="360" w:lineRule="auto"/>
         <w:ind w:firstLine="425"/>
+        <w:jc w:val="center"/>
+        <w:rPr>
+          <w:b/>
+          <w:bCs/>
+          <w:sz w:val="28"/>
+          <w:szCs w:val="28"/>
+        </w:rPr>
+      </w:pPr>
+    </w:p>
+    <w:p>
+      <w:pPr>
+        <w:spacing w:line="360" w:lineRule="auto"/>
+        <w:ind w:firstLine="425"/>
         <w:jc w:val="both"/>
         <w:rPr>
           <w:sz w:val="28"/>
@@ -50,7 +63,6 @@
         </w:rPr>
         <w:t xml:space="preserve">1. Модульное программирование </w:t>
       </w:r>
-      <w:proofErr w:type="gramStart"/>
       <w:r>
         <w:rPr>
           <w:sz w:val="28"/>
@@ -63,17 +75,8 @@
           <w:sz w:val="28"/>
           <w:szCs w:val="28"/>
         </w:rPr>
-        <w:t xml:space="preserve"> это</w:t>
-      </w:r>
-      <w:proofErr w:type="gramEnd"/>
-      <w:r>
-        <w:rPr>
-          <w:sz w:val="28"/>
-          <w:szCs w:val="28"/>
-        </w:rPr>
-        <w:t xml:space="preserve"> разбиение программы на отдельные, часто независимые модули. Структурирование программ </w:t>
-      </w:r>
-      <w:proofErr w:type="gramStart"/>
+        <w:t xml:space="preserve"> это разбиение программы на отдельные, часто независимые модули. Структурирование программ </w:t>
+      </w:r>
       <w:r>
         <w:rPr>
           <w:sz w:val="28"/>
@@ -86,15 +89,7 @@
           <w:sz w:val="28"/>
           <w:szCs w:val="28"/>
         </w:rPr>
-        <w:t xml:space="preserve"> это</w:t>
-      </w:r>
-      <w:proofErr w:type="gramEnd"/>
-      <w:r>
-        <w:rPr>
-          <w:sz w:val="28"/>
-          <w:szCs w:val="28"/>
-        </w:rPr>
-        <w:t xml:space="preserve"> организация кода в виде логически завершённых частей, что облегчает анализ, отладку и повторное использование.</w:t>
+        <w:t xml:space="preserve"> это организация кода в виде логически завершённых частей, что облегчает анализ, отладку и повторное использование.</w:t>
       </w:r>
     </w:p>
     <w:p>
@@ -136,8 +131,6 @@
           <w:szCs w:val="28"/>
         </w:rPr>
       </w:pPr>
-      <w:bookmarkStart w:id="0" w:name="_GoBack"/>
-      <w:bookmarkEnd w:id="0"/>
     </w:p>
     <w:p>
       <w:pPr>
@@ -244,7 +237,6 @@
         </w:rPr>
         <w:t xml:space="preserve">4. Функция </w:t>
       </w:r>
-      <w:proofErr w:type="gramStart"/>
       <w:r>
         <w:rPr>
           <w:sz w:val="28"/>
@@ -257,15 +249,7 @@
           <w:sz w:val="28"/>
           <w:szCs w:val="28"/>
         </w:rPr>
-        <w:t xml:space="preserve"> это</w:t>
-      </w:r>
-      <w:proofErr w:type="gramEnd"/>
-      <w:r>
-        <w:rPr>
-          <w:sz w:val="28"/>
-          <w:szCs w:val="28"/>
-        </w:rPr>
-        <w:t xml:space="preserve"> фрагмент программного кода с уникальным именем, предназначенный для решения конкретной задачи. Основные характеристики функции: имя, список параметров, тело функции и, при необходимости, возвращаемое значение.</w:t>
+        <w:t xml:space="preserve"> это фрагмент программного кода с уникальным именем, предназначенный для решения конкретной задачи. Основные характеристики функции: имя, список параметров, тело функции и, при необходимости, возвращаемое значение.</w:t>
       </w:r>
     </w:p>
     <w:p>
@@ -296,7 +280,6 @@
         </w:rPr>
         <w:t xml:space="preserve">5. Описание функции </w:t>
       </w:r>
-      <w:proofErr w:type="gramStart"/>
       <w:r>
         <w:rPr>
           <w:sz w:val="28"/>
@@ -309,15 +292,7 @@
           <w:sz w:val="28"/>
           <w:szCs w:val="28"/>
         </w:rPr>
-        <w:t xml:space="preserve"> это</w:t>
-      </w:r>
-      <w:proofErr w:type="gramEnd"/>
-      <w:r>
-        <w:rPr>
-          <w:sz w:val="28"/>
-          <w:szCs w:val="28"/>
-        </w:rPr>
-        <w:t xml:space="preserve"> запись, определяющая её имя, параметры и тело. Оно может размещаться в самом скрипте или во внешнем подключаемом файле.</w:t>
+        <w:t xml:space="preserve"> это запись, определяющая её имя, параметры и тело. Оно может размещаться в самом скрипте или во внешнем подключаемом файле.</w:t>
       </w:r>
     </w:p>
     <w:p>
@@ -381,43 +356,7 @@
           <w:szCs w:val="28"/>
           <w:lang w:val="en-US"/>
         </w:rPr>
-        <w:t xml:space="preserve">function </w:t>
-      </w:r>
-      <w:proofErr w:type="spellStart"/>
-      <w:r>
-        <w:rPr>
-          <w:sz w:val="28"/>
-          <w:szCs w:val="28"/>
-          <w:lang w:val="en-US"/>
-        </w:rPr>
-        <w:t>function_name</w:t>
-      </w:r>
-      <w:proofErr w:type="spellEnd"/>
-      <w:r>
-        <w:rPr>
-          <w:sz w:val="28"/>
-          <w:szCs w:val="28"/>
-          <w:lang w:val="en-US"/>
-        </w:rPr>
-        <w:t>([</w:t>
-      </w:r>
-      <w:proofErr w:type="spellStart"/>
-      <w:r>
-        <w:rPr>
-          <w:sz w:val="28"/>
-          <w:szCs w:val="28"/>
-          <w:lang w:val="en-US"/>
-        </w:rPr>
-        <w:t>argument_list</w:t>
-      </w:r>
-      <w:proofErr w:type="spellEnd"/>
-      <w:r>
-        <w:rPr>
-          <w:sz w:val="28"/>
-          <w:szCs w:val="28"/>
-          <w:lang w:val="en-US"/>
-        </w:rPr>
-        <w:t>])</w:t>
+        <w:t>function function_name([argument_list])</w:t>
       </w:r>
     </w:p>
     <w:p>
@@ -486,6 +425,7 @@
           <w:sz w:val="28"/>
           <w:szCs w:val="28"/>
         </w:rPr>
+        <w:lastRenderedPageBreak/>
         <w:t xml:space="preserve">    [</w:t>
       </w:r>
       <w:r>
@@ -534,390 +474,363 @@
           <w:sz w:val="28"/>
           <w:szCs w:val="28"/>
         </w:rPr>
+        <w:t>}</w:t>
+      </w:r>
+    </w:p>
+    <w:p>
+      <w:pPr>
+        <w:spacing w:line="360" w:lineRule="auto"/>
+        <w:ind w:firstLine="425"/>
+        <w:jc w:val="both"/>
+        <w:rPr>
+          <w:sz w:val="28"/>
+          <w:szCs w:val="28"/>
+        </w:rPr>
+      </w:pPr>
+    </w:p>
+    <w:p>
+      <w:pPr>
+        <w:spacing w:line="360" w:lineRule="auto"/>
+        <w:ind w:firstLine="425"/>
+        <w:jc w:val="both"/>
+        <w:rPr>
+          <w:sz w:val="28"/>
+          <w:szCs w:val="28"/>
+        </w:rPr>
+      </w:pPr>
+      <w:r>
+        <w:rPr>
+          <w:sz w:val="28"/>
+          <w:szCs w:val="28"/>
+        </w:rPr>
+        <w:t>7. Да, функция может не иметь параметров.</w:t>
+      </w:r>
+    </w:p>
+    <w:p>
+      <w:pPr>
+        <w:spacing w:line="360" w:lineRule="auto"/>
+        <w:ind w:firstLine="425"/>
+        <w:jc w:val="both"/>
+        <w:rPr>
+          <w:sz w:val="28"/>
+          <w:szCs w:val="28"/>
+        </w:rPr>
+      </w:pPr>
+    </w:p>
+    <w:p>
+      <w:pPr>
+        <w:spacing w:line="360" w:lineRule="auto"/>
+        <w:ind w:firstLine="425"/>
+        <w:jc w:val="both"/>
+        <w:rPr>
+          <w:sz w:val="28"/>
+          <w:szCs w:val="28"/>
+        </w:rPr>
+      </w:pPr>
+      <w:r>
+        <w:rPr>
+          <w:sz w:val="28"/>
+          <w:szCs w:val="28"/>
+        </w:rPr>
+        <w:t xml:space="preserve">8. Внешние функции </w:t>
+      </w:r>
+      <w:r>
+        <w:rPr>
+          <w:sz w:val="28"/>
+          <w:szCs w:val="28"/>
+        </w:rPr>
+        <w:t>-</w:t>
+      </w:r>
+      <w:r>
+        <w:rPr>
+          <w:sz w:val="28"/>
+          <w:szCs w:val="28"/>
+        </w:rPr>
+        <w:t xml:space="preserve"> это функции, внешние по отношению к конкретному скрипту, то есть расположенные в отдельном файле. Они подключаются к скрипту с помощью </w:t>
+      </w:r>
+      <w:r>
+        <w:rPr>
+          <w:sz w:val="28"/>
+          <w:szCs w:val="28"/>
+          <w:lang w:val="en-US"/>
+        </w:rPr>
+        <w:t>include</w:t>
+      </w:r>
+      <w:r>
+        <w:rPr>
+          <w:sz w:val="28"/>
+          <w:szCs w:val="28"/>
+        </w:rPr>
+        <w:t xml:space="preserve"> или </w:t>
+      </w:r>
+      <w:r>
+        <w:rPr>
+          <w:sz w:val="28"/>
+          <w:szCs w:val="28"/>
+          <w:lang w:val="en-US"/>
+        </w:rPr>
+        <w:t>require</w:t>
+      </w:r>
+      <w:r>
+        <w:rPr>
+          <w:sz w:val="28"/>
+          <w:szCs w:val="28"/>
+        </w:rPr>
+        <w:t>, что означает подстановку содержимого файла в место подключения во время выполнения скрипта.</w:t>
+      </w:r>
+    </w:p>
+    <w:p>
+      <w:pPr>
+        <w:spacing w:line="360" w:lineRule="auto"/>
+        <w:ind w:firstLine="425"/>
+        <w:jc w:val="both"/>
+        <w:rPr>
+          <w:sz w:val="28"/>
+          <w:szCs w:val="28"/>
+        </w:rPr>
+      </w:pPr>
+    </w:p>
+    <w:p>
+      <w:pPr>
+        <w:spacing w:line="360" w:lineRule="auto"/>
+        <w:ind w:firstLine="425"/>
+        <w:jc w:val="both"/>
+        <w:rPr>
+          <w:sz w:val="28"/>
+          <w:szCs w:val="28"/>
+        </w:rPr>
+      </w:pPr>
+      <w:r>
+        <w:rPr>
+          <w:sz w:val="28"/>
+          <w:szCs w:val="28"/>
+        </w:rPr>
+        <w:t xml:space="preserve">9. Формальные параметры </w:t>
+      </w:r>
+      <w:r>
+        <w:rPr>
+          <w:sz w:val="28"/>
+          <w:szCs w:val="28"/>
+        </w:rPr>
+        <w:t>-</w:t>
+      </w:r>
+      <w:r>
+        <w:rPr>
+          <w:sz w:val="28"/>
+          <w:szCs w:val="28"/>
+        </w:rPr>
+        <w:t xml:space="preserve"> это переменные, указанные в описании функции. Фактические параметры </w:t>
+      </w:r>
+      <w:r>
+        <w:rPr>
+          <w:sz w:val="28"/>
+          <w:szCs w:val="28"/>
+        </w:rPr>
+        <w:t>-</w:t>
+      </w:r>
+      <w:r>
+        <w:rPr>
+          <w:sz w:val="28"/>
+          <w:szCs w:val="28"/>
+        </w:rPr>
+        <w:t xml:space="preserve"> это реальные значения, переменные, константы или массивы, которые передаются при вызове функции и подставляются на место формальных параметров.</w:t>
+      </w:r>
+    </w:p>
+    <w:p>
+      <w:pPr>
+        <w:spacing w:line="360" w:lineRule="auto"/>
+        <w:ind w:firstLine="425"/>
+        <w:jc w:val="both"/>
+        <w:rPr>
+          <w:sz w:val="28"/>
+          <w:szCs w:val="28"/>
+        </w:rPr>
+      </w:pPr>
+    </w:p>
+    <w:p>
+      <w:pPr>
+        <w:spacing w:line="360" w:lineRule="auto"/>
+        <w:ind w:firstLine="425"/>
+        <w:jc w:val="both"/>
+        <w:rPr>
+          <w:sz w:val="28"/>
+          <w:szCs w:val="28"/>
+        </w:rPr>
+      </w:pPr>
+      <w:r>
+        <w:rPr>
+          <w:sz w:val="28"/>
+          <w:szCs w:val="28"/>
+        </w:rPr>
+        <w:t xml:space="preserve">10. Аргументы функции </w:t>
+      </w:r>
+      <w:r>
+        <w:rPr>
+          <w:sz w:val="28"/>
+          <w:szCs w:val="28"/>
+        </w:rPr>
+        <w:t>-</w:t>
+      </w:r>
+      <w:r>
+        <w:rPr>
+          <w:sz w:val="28"/>
+          <w:szCs w:val="28"/>
+        </w:rPr>
+        <w:t xml:space="preserve"> это данные, передаваемые в функцию при её вызове для дальнейшей обработки внутри функции.</w:t>
+      </w:r>
+    </w:p>
+    <w:p>
+      <w:pPr>
+        <w:spacing w:line="360" w:lineRule="auto"/>
+        <w:ind w:firstLine="425"/>
+        <w:jc w:val="both"/>
+        <w:rPr>
+          <w:sz w:val="28"/>
+          <w:szCs w:val="28"/>
+        </w:rPr>
+      </w:pPr>
+    </w:p>
+    <w:p>
+      <w:pPr>
+        <w:spacing w:line="360" w:lineRule="auto"/>
+        <w:ind w:firstLine="425"/>
+        <w:jc w:val="both"/>
+        <w:rPr>
+          <w:sz w:val="28"/>
+          <w:szCs w:val="28"/>
+        </w:rPr>
+      </w:pPr>
+      <w:r>
+        <w:rPr>
+          <w:sz w:val="28"/>
+          <w:szCs w:val="28"/>
+        </w:rPr>
+        <w:t xml:space="preserve">11. Да, в </w:t>
+      </w:r>
+      <w:r>
+        <w:rPr>
+          <w:sz w:val="28"/>
+          <w:szCs w:val="28"/>
+          <w:lang w:val="en-US"/>
+        </w:rPr>
+        <w:t>PHP</w:t>
+      </w:r>
+      <w:r>
+        <w:rPr>
+          <w:sz w:val="28"/>
+          <w:szCs w:val="28"/>
+        </w:rPr>
+        <w:t xml:space="preserve"> можно создать функцию с неизвестным числом аргументов.</w:t>
+      </w:r>
+    </w:p>
+    <w:p>
+      <w:pPr>
+        <w:spacing w:line="360" w:lineRule="auto"/>
+        <w:ind w:firstLine="425"/>
+        <w:jc w:val="both"/>
+        <w:rPr>
+          <w:sz w:val="28"/>
+          <w:szCs w:val="28"/>
+        </w:rPr>
+      </w:pPr>
+    </w:p>
+    <w:p>
+      <w:pPr>
+        <w:spacing w:line="360" w:lineRule="auto"/>
+        <w:ind w:firstLine="425"/>
+        <w:jc w:val="both"/>
+        <w:rPr>
+          <w:sz w:val="28"/>
+          <w:szCs w:val="28"/>
+        </w:rPr>
+      </w:pPr>
+      <w:r>
+        <w:rPr>
+          <w:sz w:val="28"/>
+          <w:szCs w:val="28"/>
+        </w:rPr>
+        <w:t xml:space="preserve">12. Основные способы передачи аргументов </w:t>
+      </w:r>
+      <w:r>
+        <w:rPr>
+          <w:sz w:val="28"/>
+          <w:szCs w:val="28"/>
+        </w:rPr>
+        <w:t>-</w:t>
+      </w:r>
+      <w:r>
+        <w:rPr>
+          <w:sz w:val="28"/>
+          <w:szCs w:val="28"/>
+        </w:rPr>
+        <w:t xml:space="preserve"> по значению и по ссылке. При передаче по значению функция получает копию значения, а при передаче по ссылке изменения внутри функции затрагивают исходную переменную.</w:t>
+      </w:r>
+    </w:p>
+    <w:p>
+      <w:pPr>
+        <w:spacing w:line="360" w:lineRule="auto"/>
+        <w:ind w:firstLine="425"/>
+        <w:jc w:val="both"/>
+        <w:rPr>
+          <w:sz w:val="28"/>
+          <w:szCs w:val="28"/>
+        </w:rPr>
+      </w:pPr>
+    </w:p>
+    <w:p>
+      <w:pPr>
+        <w:spacing w:line="360" w:lineRule="auto"/>
+        <w:ind w:firstLine="425"/>
+        <w:jc w:val="both"/>
+        <w:rPr>
+          <w:sz w:val="28"/>
+          <w:szCs w:val="28"/>
+        </w:rPr>
+      </w:pPr>
+      <w:r>
+        <w:rPr>
+          <w:sz w:val="28"/>
+          <w:szCs w:val="28"/>
+        </w:rPr>
+        <w:t>13. Жёсткие ссылки используются для обращения к одному и тому же содержимому переменной под разными именами. Символические ссылки используются тогда, когда в одной переменной хранится имя другой переменной.</w:t>
+      </w:r>
+    </w:p>
+    <w:p>
+      <w:pPr>
+        <w:widowControl/>
+        <w:autoSpaceDE/>
+        <w:autoSpaceDN/>
+        <w:adjustRightInd/>
+        <w:spacing w:after="160" w:line="259" w:lineRule="auto"/>
+        <w:rPr>
+          <w:sz w:val="28"/>
+          <w:szCs w:val="28"/>
+        </w:rPr>
+      </w:pPr>
+      <w:r>
+        <w:rPr>
+          <w:sz w:val="28"/>
+          <w:szCs w:val="28"/>
+        </w:rPr>
+        <w:br w:type="page"/>
+      </w:r>
+    </w:p>
+    <w:p>
+      <w:pPr>
+        <w:spacing w:line="360" w:lineRule="auto"/>
+        <w:ind w:firstLine="425"/>
+        <w:jc w:val="both"/>
+        <w:rPr>
+          <w:sz w:val="28"/>
+          <w:szCs w:val="28"/>
+        </w:rPr>
+      </w:pPr>
+      <w:r>
+        <w:rPr>
+          <w:sz w:val="28"/>
+          <w:szCs w:val="28"/>
+        </w:rPr>
         <w:lastRenderedPageBreak/>
-        <w:t>}</w:t>
-      </w:r>
-    </w:p>
-    <w:p>
-      <w:pPr>
-        <w:spacing w:line="360" w:lineRule="auto"/>
-        <w:ind w:firstLine="425"/>
-        <w:jc w:val="both"/>
-        <w:rPr>
-          <w:sz w:val="28"/>
-          <w:szCs w:val="28"/>
-        </w:rPr>
-      </w:pPr>
-    </w:p>
-    <w:p>
-      <w:pPr>
-        <w:spacing w:line="360" w:lineRule="auto"/>
-        <w:ind w:firstLine="425"/>
-        <w:jc w:val="both"/>
-        <w:rPr>
-          <w:sz w:val="28"/>
-          <w:szCs w:val="28"/>
-        </w:rPr>
-      </w:pPr>
-      <w:r>
-        <w:rPr>
-          <w:sz w:val="28"/>
-          <w:szCs w:val="28"/>
-        </w:rPr>
-        <w:t>7. Да, функция может не иметь параметров.</w:t>
-      </w:r>
-    </w:p>
-    <w:p>
-      <w:pPr>
-        <w:spacing w:line="360" w:lineRule="auto"/>
-        <w:ind w:firstLine="425"/>
-        <w:jc w:val="both"/>
-        <w:rPr>
-          <w:sz w:val="28"/>
-          <w:szCs w:val="28"/>
-        </w:rPr>
-      </w:pPr>
-    </w:p>
-    <w:p>
-      <w:pPr>
-        <w:spacing w:line="360" w:lineRule="auto"/>
-        <w:ind w:firstLine="425"/>
-        <w:jc w:val="both"/>
-        <w:rPr>
-          <w:sz w:val="28"/>
-          <w:szCs w:val="28"/>
-        </w:rPr>
-      </w:pPr>
-      <w:r>
-        <w:rPr>
-          <w:sz w:val="28"/>
-          <w:szCs w:val="28"/>
-        </w:rPr>
-        <w:t xml:space="preserve">8. Внешние функции </w:t>
-      </w:r>
-      <w:proofErr w:type="gramStart"/>
-      <w:r>
-        <w:rPr>
-          <w:sz w:val="28"/>
-          <w:szCs w:val="28"/>
-        </w:rPr>
-        <w:t>-</w:t>
-      </w:r>
-      <w:r>
-        <w:rPr>
-          <w:sz w:val="28"/>
-          <w:szCs w:val="28"/>
-        </w:rPr>
-        <w:t xml:space="preserve"> это</w:t>
-      </w:r>
-      <w:proofErr w:type="gramEnd"/>
-      <w:r>
-        <w:rPr>
-          <w:sz w:val="28"/>
-          <w:szCs w:val="28"/>
-        </w:rPr>
-        <w:t xml:space="preserve"> функции, внешние по отношению к конкретному скрипту, то есть расположенные в отдельном файле. Они подключаются к скрипту с помощью </w:t>
-      </w:r>
-      <w:r>
-        <w:rPr>
-          <w:sz w:val="28"/>
-          <w:szCs w:val="28"/>
-          <w:lang w:val="en-US"/>
-        </w:rPr>
-        <w:t>include</w:t>
-      </w:r>
-      <w:r>
-        <w:rPr>
-          <w:sz w:val="28"/>
-          <w:szCs w:val="28"/>
-        </w:rPr>
-        <w:t xml:space="preserve"> или </w:t>
-      </w:r>
-      <w:r>
-        <w:rPr>
-          <w:sz w:val="28"/>
-          <w:szCs w:val="28"/>
-          <w:lang w:val="en-US"/>
-        </w:rPr>
-        <w:t>require</w:t>
-      </w:r>
-      <w:r>
-        <w:rPr>
-          <w:sz w:val="28"/>
-          <w:szCs w:val="28"/>
-        </w:rPr>
-        <w:t>, что означает подстановку содержимого файла в место подключения во время выполнения скрипта.</w:t>
-      </w:r>
-    </w:p>
-    <w:p>
-      <w:pPr>
-        <w:spacing w:line="360" w:lineRule="auto"/>
-        <w:ind w:firstLine="425"/>
-        <w:jc w:val="both"/>
-        <w:rPr>
-          <w:sz w:val="28"/>
-          <w:szCs w:val="28"/>
-        </w:rPr>
-      </w:pPr>
-    </w:p>
-    <w:p>
-      <w:pPr>
-        <w:spacing w:line="360" w:lineRule="auto"/>
-        <w:ind w:firstLine="425"/>
-        <w:jc w:val="both"/>
-        <w:rPr>
-          <w:sz w:val="28"/>
-          <w:szCs w:val="28"/>
-        </w:rPr>
-      </w:pPr>
-      <w:r>
-        <w:rPr>
-          <w:sz w:val="28"/>
-          <w:szCs w:val="28"/>
-        </w:rPr>
-        <w:t xml:space="preserve">9. Формальные параметры </w:t>
-      </w:r>
-      <w:proofErr w:type="gramStart"/>
-      <w:r>
-        <w:rPr>
-          <w:sz w:val="28"/>
-          <w:szCs w:val="28"/>
-        </w:rPr>
-        <w:t>-</w:t>
-      </w:r>
-      <w:r>
-        <w:rPr>
-          <w:sz w:val="28"/>
-          <w:szCs w:val="28"/>
-        </w:rPr>
-        <w:t xml:space="preserve"> это</w:t>
-      </w:r>
-      <w:proofErr w:type="gramEnd"/>
-      <w:r>
-        <w:rPr>
-          <w:sz w:val="28"/>
-          <w:szCs w:val="28"/>
-        </w:rPr>
-        <w:t xml:space="preserve"> переменные, указанные в описании функции. Фактические параметры </w:t>
-      </w:r>
-      <w:proofErr w:type="gramStart"/>
-      <w:r>
-        <w:rPr>
-          <w:sz w:val="28"/>
-          <w:szCs w:val="28"/>
-        </w:rPr>
-        <w:t>-</w:t>
-      </w:r>
-      <w:r>
-        <w:rPr>
-          <w:sz w:val="28"/>
-          <w:szCs w:val="28"/>
-        </w:rPr>
-        <w:t xml:space="preserve"> это</w:t>
-      </w:r>
-      <w:proofErr w:type="gramEnd"/>
-      <w:r>
-        <w:rPr>
-          <w:sz w:val="28"/>
-          <w:szCs w:val="28"/>
-        </w:rPr>
-        <w:t xml:space="preserve"> реальные значения, переменные, константы или массивы, которые передаются при вызове функции и подставляются на место формальных параметров.</w:t>
-      </w:r>
-    </w:p>
-    <w:p>
-      <w:pPr>
-        <w:spacing w:line="360" w:lineRule="auto"/>
-        <w:ind w:firstLine="425"/>
-        <w:jc w:val="both"/>
-        <w:rPr>
-          <w:sz w:val="28"/>
-          <w:szCs w:val="28"/>
-        </w:rPr>
-      </w:pPr>
-    </w:p>
-    <w:p>
-      <w:pPr>
-        <w:spacing w:line="360" w:lineRule="auto"/>
-        <w:ind w:firstLine="425"/>
-        <w:jc w:val="both"/>
-        <w:rPr>
-          <w:sz w:val="28"/>
-          <w:szCs w:val="28"/>
-        </w:rPr>
-      </w:pPr>
-      <w:r>
-        <w:rPr>
-          <w:sz w:val="28"/>
-          <w:szCs w:val="28"/>
-        </w:rPr>
-        <w:t xml:space="preserve">10. Аргументы функции </w:t>
-      </w:r>
-      <w:proofErr w:type="gramStart"/>
-      <w:r>
-        <w:rPr>
-          <w:sz w:val="28"/>
-          <w:szCs w:val="28"/>
-        </w:rPr>
-        <w:t>-</w:t>
-      </w:r>
-      <w:r>
-        <w:rPr>
-          <w:sz w:val="28"/>
-          <w:szCs w:val="28"/>
-        </w:rPr>
-        <w:t xml:space="preserve"> это</w:t>
-      </w:r>
-      <w:proofErr w:type="gramEnd"/>
-      <w:r>
-        <w:rPr>
-          <w:sz w:val="28"/>
-          <w:szCs w:val="28"/>
-        </w:rPr>
-        <w:t xml:space="preserve"> данные, передаваемые в функцию при её вызове для дальнейшей обработки внутри функции.</w:t>
-      </w:r>
-    </w:p>
-    <w:p>
-      <w:pPr>
-        <w:spacing w:line="360" w:lineRule="auto"/>
-        <w:ind w:firstLine="425"/>
-        <w:jc w:val="both"/>
-        <w:rPr>
-          <w:sz w:val="28"/>
-          <w:szCs w:val="28"/>
-        </w:rPr>
-      </w:pPr>
-    </w:p>
-    <w:p>
-      <w:pPr>
-        <w:spacing w:line="360" w:lineRule="auto"/>
-        <w:ind w:firstLine="425"/>
-        <w:jc w:val="both"/>
-        <w:rPr>
-          <w:sz w:val="28"/>
-          <w:szCs w:val="28"/>
-        </w:rPr>
-      </w:pPr>
-      <w:r>
-        <w:rPr>
-          <w:sz w:val="28"/>
-          <w:szCs w:val="28"/>
-        </w:rPr>
-        <w:t xml:space="preserve">11. Да, в </w:t>
-      </w:r>
-      <w:r>
-        <w:rPr>
-          <w:sz w:val="28"/>
-          <w:szCs w:val="28"/>
-          <w:lang w:val="en-US"/>
-        </w:rPr>
-        <w:t>PHP</w:t>
-      </w:r>
-      <w:r>
-        <w:rPr>
-          <w:sz w:val="28"/>
-          <w:szCs w:val="28"/>
-        </w:rPr>
-        <w:t xml:space="preserve"> можно создать функцию с неизвестным числом аргументов.</w:t>
-      </w:r>
-    </w:p>
-    <w:p>
-      <w:pPr>
-        <w:spacing w:line="360" w:lineRule="auto"/>
-        <w:ind w:firstLine="425"/>
-        <w:jc w:val="both"/>
-        <w:rPr>
-          <w:sz w:val="28"/>
-          <w:szCs w:val="28"/>
-        </w:rPr>
-      </w:pPr>
-    </w:p>
-    <w:p>
-      <w:pPr>
-        <w:spacing w:line="360" w:lineRule="auto"/>
-        <w:ind w:firstLine="425"/>
-        <w:jc w:val="both"/>
-        <w:rPr>
-          <w:sz w:val="28"/>
-          <w:szCs w:val="28"/>
-        </w:rPr>
-      </w:pPr>
-      <w:r>
-        <w:rPr>
-          <w:sz w:val="28"/>
-          <w:szCs w:val="28"/>
-        </w:rPr>
-        <w:t xml:space="preserve">12. Основные способы передачи аргументов </w:t>
-      </w:r>
-      <w:r>
-        <w:rPr>
-          <w:sz w:val="28"/>
-          <w:szCs w:val="28"/>
-        </w:rPr>
-        <w:t>-</w:t>
-      </w:r>
-      <w:r>
-        <w:rPr>
-          <w:sz w:val="28"/>
-          <w:szCs w:val="28"/>
-        </w:rPr>
-        <w:t xml:space="preserve"> по значению и по ссылке. При передаче по значению функция получает копию значения, а при передаче по ссылке изменения внутри функции затрагивают исходную переменную.</w:t>
-      </w:r>
-    </w:p>
-    <w:p>
-      <w:pPr>
-        <w:spacing w:line="360" w:lineRule="auto"/>
-        <w:ind w:firstLine="425"/>
-        <w:jc w:val="both"/>
-        <w:rPr>
-          <w:sz w:val="28"/>
-          <w:szCs w:val="28"/>
-        </w:rPr>
-      </w:pPr>
-    </w:p>
-    <w:p>
-      <w:pPr>
-        <w:spacing w:line="360" w:lineRule="auto"/>
-        <w:ind w:firstLine="425"/>
-        <w:jc w:val="both"/>
-        <w:rPr>
-          <w:sz w:val="28"/>
-          <w:szCs w:val="28"/>
-        </w:rPr>
-      </w:pPr>
-      <w:r>
-        <w:rPr>
-          <w:sz w:val="28"/>
-          <w:szCs w:val="28"/>
-        </w:rPr>
-        <w:t>13. Жёсткие ссылки используются для обращения к одному и тому же содержимому переменной под разными именами. Символические ссылки используются тогда, когда в одной переменной хранится имя другой переменной.</w:t>
-      </w:r>
-    </w:p>
-    <w:p>
-      <w:pPr>
-        <w:spacing w:line="360" w:lineRule="auto"/>
-        <w:ind w:firstLine="425"/>
-        <w:jc w:val="both"/>
-        <w:rPr>
-          <w:sz w:val="28"/>
-          <w:szCs w:val="28"/>
-        </w:rPr>
-      </w:pPr>
-    </w:p>
-    <w:p>
-      <w:pPr>
-        <w:spacing w:line="360" w:lineRule="auto"/>
-        <w:ind w:firstLine="425"/>
-        <w:jc w:val="both"/>
-        <w:rPr>
-          <w:sz w:val="28"/>
-          <w:szCs w:val="28"/>
-        </w:rPr>
-      </w:pPr>
-      <w:r>
-        <w:rPr>
-          <w:sz w:val="28"/>
-          <w:szCs w:val="28"/>
-        </w:rPr>
         <w:t>14. Пример жёсткой ссылки:</w:t>
       </w:r>
     </w:p>
@@ -977,7 +890,6 @@
           <w:sz w:val="28"/>
           <w:szCs w:val="28"/>
         </w:rPr>
-        <w:lastRenderedPageBreak/>
         <w:t>$</w:t>
       </w:r>
       <w:r>
@@ -1286,23 +1198,7 @@
           <w:sz w:val="28"/>
           <w:szCs w:val="28"/>
         </w:rPr>
-        <w:t xml:space="preserve">) </w:t>
-      </w:r>
-      <w:proofErr w:type="gramStart"/>
-      <w:r>
-        <w:rPr>
-          <w:sz w:val="28"/>
-          <w:szCs w:val="28"/>
-        </w:rPr>
-        <w:t>{ ...</w:t>
-      </w:r>
-      <w:proofErr w:type="gramEnd"/>
-      <w:r>
-        <w:rPr>
-          <w:sz w:val="28"/>
-          <w:szCs w:val="28"/>
-        </w:rPr>
-        <w:t xml:space="preserve"> }</w:t>
+        <w:t>) { ... }</w:t>
       </w:r>
     </w:p>
     <w:p>
@@ -1406,7 +1302,6 @@
         </w:rPr>
         <w:t xml:space="preserve"> </w:t>
       </w:r>
-      <w:proofErr w:type="spellStart"/>
       <w:r>
         <w:rPr>
           <w:sz w:val="28"/>
@@ -1415,7 +1310,6 @@
         </w:rPr>
         <w:t>vivod</w:t>
       </w:r>
-      <w:proofErr w:type="spellEnd"/>
       <w:r>
         <w:rPr>
           <w:sz w:val="28"/>
@@ -1423,7 +1317,6 @@
         </w:rPr>
         <w:t>_</w:t>
       </w:r>
-      <w:proofErr w:type="spellStart"/>
       <w:r>
         <w:rPr>
           <w:sz w:val="28"/>
@@ -1432,7 +1325,6 @@
         </w:rPr>
         <w:t>massiva</w:t>
       </w:r>
-      <w:proofErr w:type="spellEnd"/>
       <w:r>
         <w:rPr>
           <w:sz w:val="28"/>
@@ -1453,36 +1345,19 @@
           <w:sz w:val="28"/>
           <w:szCs w:val="28"/>
         </w:rPr>
-        <w:t xml:space="preserve">) </w:t>
-      </w:r>
-      <w:proofErr w:type="gramStart"/>
-      <w:r>
-        <w:rPr>
-          <w:sz w:val="28"/>
-          <w:szCs w:val="28"/>
-        </w:rPr>
-        <w:t>{ ...</w:t>
-      </w:r>
-      <w:proofErr w:type="gramEnd"/>
-      <w:r>
-        <w:rPr>
-          <w:sz w:val="28"/>
-          <w:szCs w:val="28"/>
-        </w:rPr>
-        <w:t xml:space="preserve"> }</w:t>
-      </w:r>
-    </w:p>
-    <w:p>
-      <w:pPr>
-        <w:spacing w:line="360" w:lineRule="auto"/>
-        <w:ind w:firstLine="425"/>
-        <w:jc w:val="both"/>
-        <w:rPr>
-          <w:sz w:val="28"/>
-          <w:szCs w:val="28"/>
-        </w:rPr>
-      </w:pPr>
-      <w:proofErr w:type="spellStart"/>
+        <w:t>) { ... }</w:t>
+      </w:r>
+    </w:p>
+    <w:p>
+      <w:pPr>
+        <w:spacing w:line="360" w:lineRule="auto"/>
+        <w:ind w:firstLine="425"/>
+        <w:jc w:val="both"/>
+        <w:rPr>
+          <w:sz w:val="28"/>
+          <w:szCs w:val="28"/>
+        </w:rPr>
+      </w:pPr>
       <w:r>
         <w:rPr>
           <w:sz w:val="28"/>
@@ -1491,7 +1366,6 @@
         </w:rPr>
         <w:t>vivod</w:t>
       </w:r>
-      <w:proofErr w:type="spellEnd"/>
       <w:r>
         <w:rPr>
           <w:sz w:val="28"/>
@@ -1499,7 +1373,6 @@
         </w:rPr>
         <w:t>_</w:t>
       </w:r>
-      <w:proofErr w:type="spellStart"/>
       <w:r>
         <w:rPr>
           <w:sz w:val="28"/>
@@ -1508,7 +1381,6 @@
         </w:rPr>
         <w:t>massiva</w:t>
       </w:r>
-      <w:proofErr w:type="spellEnd"/>
       <w:r>
         <w:rPr>
           <w:sz w:val="28"/>
@@ -1516,7 +1388,6 @@
         </w:rPr>
         <w:t>($</w:t>
       </w:r>
-      <w:proofErr w:type="spellStart"/>
       <w:r>
         <w:rPr>
           <w:sz w:val="28"/>
@@ -1525,7 +1396,6 @@
         </w:rPr>
         <w:t>fructs</w:t>
       </w:r>
-      <w:proofErr w:type="spellEnd"/>
       <w:r>
         <w:rPr>
           <w:sz w:val="28"/>
@@ -1562,7 +1432,6 @@
         </w:rPr>
         <w:t xml:space="preserve">18. Передача по значению </w:t>
       </w:r>
-      <w:proofErr w:type="gramStart"/>
       <w:r>
         <w:rPr>
           <w:sz w:val="28"/>
@@ -1575,17 +1444,8 @@
           <w:sz w:val="28"/>
           <w:szCs w:val="28"/>
         </w:rPr>
-        <w:t xml:space="preserve"> это</w:t>
-      </w:r>
-      <w:proofErr w:type="gramEnd"/>
-      <w:r>
-        <w:rPr>
-          <w:sz w:val="28"/>
-          <w:szCs w:val="28"/>
-        </w:rPr>
-        <w:t xml:space="preserve"> передача в функцию копии данных. Передача по ссылке </w:t>
-      </w:r>
-      <w:proofErr w:type="gramStart"/>
+        <w:t xml:space="preserve"> это передача в функцию копии данных. Передача по ссылке </w:t>
+      </w:r>
       <w:r>
         <w:rPr>
           <w:sz w:val="28"/>
@@ -1598,43 +1458,45 @@
           <w:sz w:val="28"/>
           <w:szCs w:val="28"/>
         </w:rPr>
-        <w:t xml:space="preserve"> это</w:t>
-      </w:r>
-      <w:proofErr w:type="gramEnd"/>
-      <w:r>
-        <w:rPr>
-          <w:sz w:val="28"/>
-          <w:szCs w:val="28"/>
-        </w:rPr>
-        <w:t xml:space="preserve"> передача доступа к самой переменной, поэтому изменения внутри функции изменяют исходные данные.</w:t>
-      </w:r>
-    </w:p>
-    <w:p>
-      <w:pPr>
-        <w:spacing w:line="360" w:lineRule="auto"/>
-        <w:ind w:firstLine="425"/>
-        <w:jc w:val="both"/>
-        <w:rPr>
-          <w:sz w:val="28"/>
-          <w:szCs w:val="28"/>
-        </w:rPr>
-      </w:pPr>
-    </w:p>
-    <w:p>
-      <w:pPr>
-        <w:spacing w:line="360" w:lineRule="auto"/>
-        <w:ind w:firstLine="425"/>
-        <w:jc w:val="both"/>
-        <w:rPr>
-          <w:sz w:val="28"/>
-          <w:szCs w:val="28"/>
-        </w:rPr>
-      </w:pPr>
-      <w:r>
-        <w:rPr>
-          <w:sz w:val="28"/>
-          <w:szCs w:val="28"/>
-        </w:rPr>
+        <w:t xml:space="preserve"> это передача доступа к самой переменной, поэтому изменения внутри функции изменяют исходные данные.</w:t>
+      </w:r>
+    </w:p>
+    <w:p>
+      <w:pPr>
+        <w:widowControl/>
+        <w:autoSpaceDE/>
+        <w:autoSpaceDN/>
+        <w:adjustRightInd/>
+        <w:spacing w:after="160" w:line="259" w:lineRule="auto"/>
+        <w:rPr>
+          <w:sz w:val="28"/>
+          <w:szCs w:val="28"/>
+        </w:rPr>
+      </w:pPr>
+      <w:r>
+        <w:rPr>
+          <w:sz w:val="28"/>
+          <w:szCs w:val="28"/>
+        </w:rPr>
+        <w:br w:type="page"/>
+      </w:r>
+    </w:p>
+    <w:p>
+      <w:pPr>
+        <w:spacing w:line="360" w:lineRule="auto"/>
+        <w:ind w:firstLine="425"/>
+        <w:jc w:val="both"/>
+        <w:rPr>
+          <w:sz w:val="28"/>
+          <w:szCs w:val="28"/>
+        </w:rPr>
+      </w:pPr>
+      <w:r>
+        <w:rPr>
+          <w:sz w:val="28"/>
+          <w:szCs w:val="28"/>
+        </w:rPr>
+        <w:lastRenderedPageBreak/>
         <w:t xml:space="preserve">19. Возврат единичного значения обеспечивает оператор </w:t>
       </w:r>
       <w:r>
@@ -1814,7 +1676,6 @@
         </w:rPr>
         <w:t xml:space="preserve"> как единый результат. Затем его можно принять в переменную-массив или разложить по переменным с помощью </w:t>
       </w:r>
-      <w:proofErr w:type="gramStart"/>
       <w:r>
         <w:rPr>
           <w:sz w:val="28"/>
@@ -1828,15 +1689,7 @@
           <w:sz w:val="28"/>
           <w:szCs w:val="28"/>
         </w:rPr>
-        <w:t>(</w:t>
-      </w:r>
-      <w:proofErr w:type="gramEnd"/>
-      <w:r>
-        <w:rPr>
-          <w:sz w:val="28"/>
-          <w:szCs w:val="28"/>
-        </w:rPr>
-        <w:t>).</w:t>
+        <w:t>().</w:t>
       </w:r>
     </w:p>
     <w:p>
@@ -1896,7 +1749,6 @@
         </w:rPr>
         <w:t xml:space="preserve">23. Область действия и область видимости переменной </w:t>
       </w:r>
-      <w:proofErr w:type="gramStart"/>
       <w:r>
         <w:rPr>
           <w:sz w:val="28"/>
@@ -1909,15 +1761,7 @@
           <w:sz w:val="28"/>
           <w:szCs w:val="28"/>
         </w:rPr>
-        <w:t xml:space="preserve"> это</w:t>
-      </w:r>
-      <w:proofErr w:type="gramEnd"/>
-      <w:r>
-        <w:rPr>
-          <w:sz w:val="28"/>
-          <w:szCs w:val="28"/>
-        </w:rPr>
-        <w:t xml:space="preserve"> часть программы, в которой переменная существует и доступна для использования. Эти понятия относятся к переменным, в том числе к параметрам функций и массивам.</w:t>
+        <w:t xml:space="preserve"> это часть программы, в которой переменная существует и доступна для использования. Эти понятия относятся к переменным, в том числе к параметрам функций и массивам.</w:t>
       </w:r>
     </w:p>
     <w:p>
@@ -2007,7 +1851,6 @@
         </w:rPr>
         <w:t xml:space="preserve">25. Суперглобальные массивы </w:t>
       </w:r>
-      <w:proofErr w:type="gramStart"/>
       <w:r>
         <w:rPr>
           <w:sz w:val="28"/>
@@ -2020,15 +1863,7 @@
           <w:sz w:val="28"/>
           <w:szCs w:val="28"/>
         </w:rPr>
-        <w:t xml:space="preserve"> это</w:t>
-      </w:r>
-      <w:proofErr w:type="gramEnd"/>
-      <w:r>
-        <w:rPr>
-          <w:sz w:val="28"/>
-          <w:szCs w:val="28"/>
-        </w:rPr>
-        <w:t xml:space="preserve"> автоматически создаваемые </w:t>
+        <w:t xml:space="preserve"> это автоматически создаваемые </w:t>
       </w:r>
       <w:r>
         <w:rPr>
@@ -2045,95 +1880,13 @@
         </w:rPr>
         <w:t xml:space="preserve"> массивы, доступные в любой области действия. </w:t>
       </w:r>
-      <w:proofErr w:type="spellStart"/>
-      <w:r>
-        <w:rPr>
-          <w:sz w:val="28"/>
-          <w:szCs w:val="28"/>
-          <w:lang w:val="en-US"/>
-        </w:rPr>
-        <w:t>Они</w:t>
-      </w:r>
-      <w:proofErr w:type="spellEnd"/>
-      <w:r>
-        <w:rPr>
-          <w:sz w:val="28"/>
-          <w:szCs w:val="28"/>
-          <w:lang w:val="en-US"/>
-        </w:rPr>
-        <w:t xml:space="preserve"> </w:t>
-      </w:r>
-      <w:proofErr w:type="spellStart"/>
-      <w:r>
-        <w:rPr>
-          <w:sz w:val="28"/>
-          <w:szCs w:val="28"/>
-          <w:lang w:val="en-US"/>
-        </w:rPr>
-        <w:t>относятся</w:t>
-      </w:r>
-      <w:proofErr w:type="spellEnd"/>
-      <w:r>
-        <w:rPr>
-          <w:sz w:val="28"/>
-          <w:szCs w:val="28"/>
-          <w:lang w:val="en-US"/>
-        </w:rPr>
-        <w:t xml:space="preserve"> к </w:t>
-      </w:r>
-      <w:proofErr w:type="spellStart"/>
-      <w:r>
-        <w:rPr>
-          <w:sz w:val="28"/>
-          <w:szCs w:val="28"/>
-          <w:lang w:val="en-US"/>
-        </w:rPr>
-        <w:t>ассоциативным</w:t>
-      </w:r>
-      <w:proofErr w:type="spellEnd"/>
-      <w:r>
-        <w:rPr>
-          <w:sz w:val="28"/>
-          <w:szCs w:val="28"/>
-          <w:lang w:val="en-US"/>
-        </w:rPr>
-        <w:t xml:space="preserve"> </w:t>
-      </w:r>
-      <w:proofErr w:type="spellStart"/>
-      <w:r>
-        <w:rPr>
-          <w:sz w:val="28"/>
-          <w:szCs w:val="28"/>
-          <w:lang w:val="en-US"/>
-        </w:rPr>
-        <w:t>массивам</w:t>
-      </w:r>
-      <w:proofErr w:type="spellEnd"/>
-      <w:r>
-        <w:rPr>
-          <w:sz w:val="28"/>
-          <w:szCs w:val="28"/>
-          <w:lang w:val="en-US"/>
-        </w:rPr>
-        <w:t xml:space="preserve">. </w:t>
-      </w:r>
-      <w:proofErr w:type="spellStart"/>
-      <w:r>
-        <w:rPr>
-          <w:sz w:val="28"/>
-          <w:szCs w:val="28"/>
-          <w:lang w:val="en-US"/>
-        </w:rPr>
-        <w:t>Примеры</w:t>
-      </w:r>
-      <w:proofErr w:type="spellEnd"/>
-      <w:r>
-        <w:rPr>
-          <w:sz w:val="28"/>
-          <w:szCs w:val="28"/>
-          <w:lang w:val="en-US"/>
-        </w:rPr>
-        <w:t xml:space="preserve">: $GLOBALS, $_SERVER, $_GET, $_POST, $_COOKIE, $_FILES, $_ENV, $_REQUEST, $_SESSION. </w:t>
+      <w:r>
+        <w:rPr>
+          <w:sz w:val="28"/>
+          <w:szCs w:val="28"/>
+          <w:lang w:val="en-US"/>
+        </w:rPr>
+        <w:t xml:space="preserve">Они относятся к ассоциативным массивам. Примеры: $GLOBALS, $_SERVER, $_GET, $_POST, $_COOKIE, $_FILES, $_ENV, $_REQUEST, $_SESSION. </w:t>
       </w:r>
       <w:r>
         <w:rPr>
@@ -2158,6 +1911,7 @@
           <w:sz w:val="28"/>
           <w:szCs w:val="28"/>
         </w:rPr>
+        <w:lastRenderedPageBreak/>
         <w:t>$</w:t>
       </w:r>
       <w:r>
@@ -2279,7 +2033,6 @@
         </w:rPr>
         <w:t xml:space="preserve">26. Предопределённые переменные </w:t>
       </w:r>
-      <w:proofErr w:type="gramStart"/>
       <w:r>
         <w:rPr>
           <w:sz w:val="28"/>
@@ -2292,15 +2045,7 @@
           <w:sz w:val="28"/>
           <w:szCs w:val="28"/>
         </w:rPr>
-        <w:t xml:space="preserve"> это</w:t>
-      </w:r>
-      <w:proofErr w:type="gramEnd"/>
-      <w:r>
-        <w:rPr>
-          <w:sz w:val="28"/>
-          <w:szCs w:val="28"/>
-        </w:rPr>
-        <w:t xml:space="preserve"> переменные и массивы, которые </w:t>
+        <w:t xml:space="preserve"> это переменные и массивы, которые </w:t>
       </w:r>
       <w:r>
         <w:rPr>
@@ -2315,132 +2060,323 @@
           <w:sz w:val="28"/>
           <w:szCs w:val="28"/>
         </w:rPr>
-        <w:t xml:space="preserve"> создаёт автоматически, без участия программиста. Их набор и </w:t>
-      </w:r>
+        <w:t xml:space="preserve"> создаёт автоматически, без участия программиста. Их набор и содержание зависят от сервера, среды выполнения и настроек системы.</w:t>
+      </w:r>
+    </w:p>
+    <w:p>
+      <w:pPr>
+        <w:spacing w:line="360" w:lineRule="auto"/>
+        <w:ind w:firstLine="425"/>
+        <w:jc w:val="both"/>
+        <w:rPr>
+          <w:sz w:val="28"/>
+          <w:szCs w:val="28"/>
+        </w:rPr>
+      </w:pPr>
+    </w:p>
+    <w:p>
+      <w:pPr>
+        <w:spacing w:line="360" w:lineRule="auto"/>
+        <w:ind w:firstLine="425"/>
+        <w:jc w:val="both"/>
+        <w:rPr>
+          <w:sz w:val="28"/>
+          <w:szCs w:val="28"/>
+        </w:rPr>
+      </w:pPr>
+      <w:r>
+        <w:rPr>
+          <w:sz w:val="28"/>
+          <w:szCs w:val="28"/>
+        </w:rPr>
+        <w:t>27. Статические переменные введены для сохранения значения локальной переменной между вызовами функции. Синтаксис:</w:t>
+      </w:r>
+    </w:p>
+    <w:p>
+      <w:pPr>
+        <w:spacing w:line="360" w:lineRule="auto"/>
+        <w:ind w:firstLine="425"/>
+        <w:jc w:val="both"/>
+        <w:rPr>
+          <w:sz w:val="28"/>
+          <w:szCs w:val="28"/>
+        </w:rPr>
+      </w:pPr>
+      <w:r>
+        <w:rPr>
+          <w:sz w:val="28"/>
+          <w:szCs w:val="28"/>
+          <w:lang w:val="en-US"/>
+        </w:rPr>
+        <w:t>static</w:t>
+      </w:r>
+      <w:r>
+        <w:rPr>
+          <w:sz w:val="28"/>
+          <w:szCs w:val="28"/>
+        </w:rPr>
+        <w:t xml:space="preserve"> $</w:t>
+      </w:r>
+      <w:r>
+        <w:rPr>
+          <w:sz w:val="28"/>
+          <w:szCs w:val="28"/>
+          <w:lang w:val="en-US"/>
+        </w:rPr>
+        <w:t>x</w:t>
+      </w:r>
+      <w:r>
+        <w:rPr>
+          <w:sz w:val="28"/>
+          <w:szCs w:val="28"/>
+        </w:rPr>
+        <w:t xml:space="preserve"> = 0;</w:t>
+      </w:r>
+    </w:p>
+    <w:p>
+      <w:pPr>
+        <w:spacing w:line="360" w:lineRule="auto"/>
+        <w:ind w:firstLine="425"/>
+        <w:jc w:val="both"/>
+        <w:rPr>
+          <w:sz w:val="28"/>
+          <w:szCs w:val="28"/>
+        </w:rPr>
+      </w:pPr>
+      <w:r>
+        <w:rPr>
+          <w:sz w:val="28"/>
+          <w:szCs w:val="28"/>
+        </w:rPr>
+        <w:t>Такая переменная не инициализируется заново при каждом вызове функции.</w:t>
+      </w:r>
+    </w:p>
+    <w:p>
+      <w:pPr>
+        <w:spacing w:line="360" w:lineRule="auto"/>
+        <w:ind w:firstLine="425"/>
+        <w:jc w:val="both"/>
+        <w:rPr>
+          <w:sz w:val="28"/>
+          <w:szCs w:val="28"/>
+        </w:rPr>
+      </w:pPr>
+    </w:p>
+    <w:p>
+      <w:pPr>
+        <w:spacing w:line="360" w:lineRule="auto"/>
+        <w:ind w:firstLine="425"/>
+        <w:jc w:val="both"/>
+        <w:rPr>
+          <w:sz w:val="28"/>
+          <w:szCs w:val="28"/>
+        </w:rPr>
+      </w:pPr>
+      <w:r>
+        <w:rPr>
+          <w:sz w:val="28"/>
+          <w:szCs w:val="28"/>
+        </w:rPr>
+        <w:t xml:space="preserve">28. Да, в </w:t>
+      </w:r>
+      <w:r>
+        <w:rPr>
+          <w:sz w:val="28"/>
+          <w:szCs w:val="28"/>
+          <w:lang w:val="en-US"/>
+        </w:rPr>
+        <w:t>PHP</w:t>
+      </w:r>
+      <w:r>
+        <w:rPr>
+          <w:sz w:val="28"/>
+          <w:szCs w:val="28"/>
+        </w:rPr>
+        <w:t xml:space="preserve"> можно вызвать функцию через имя переменной. Для этого в переменную записывают имя функции, а затем используют эту переменную как имя функции.</w:t>
+      </w:r>
+    </w:p>
+    <w:p>
+      <w:pPr>
+        <w:spacing w:line="360" w:lineRule="auto"/>
+        <w:ind w:firstLine="425"/>
+        <w:jc w:val="both"/>
+        <w:rPr>
+          <w:sz w:val="28"/>
+          <w:szCs w:val="28"/>
+        </w:rPr>
+      </w:pPr>
+    </w:p>
+    <w:p>
+      <w:pPr>
+        <w:spacing w:line="360" w:lineRule="auto"/>
+        <w:ind w:firstLine="425"/>
+        <w:jc w:val="both"/>
+        <w:rPr>
+          <w:sz w:val="28"/>
+          <w:szCs w:val="28"/>
+        </w:rPr>
+      </w:pPr>
+      <w:r>
+        <w:rPr>
+          <w:sz w:val="28"/>
+          <w:szCs w:val="28"/>
+        </w:rPr>
+        <w:t>29. Смысл динамического описания функции в том, что функция определяется в зависимости от выполнения программы, то есть её создание можно сделать управляемым.</w:t>
+      </w:r>
+    </w:p>
+    <w:p>
+      <w:pPr>
+        <w:spacing w:line="360" w:lineRule="auto"/>
+        <w:ind w:firstLine="425"/>
+        <w:jc w:val="both"/>
+        <w:rPr>
+          <w:sz w:val="28"/>
+          <w:szCs w:val="28"/>
+        </w:rPr>
+      </w:pPr>
+    </w:p>
+    <w:p>
+      <w:pPr>
+        <w:spacing w:line="360" w:lineRule="auto"/>
+        <w:ind w:firstLine="425"/>
+        <w:jc w:val="both"/>
+        <w:rPr>
+          <w:sz w:val="28"/>
+          <w:szCs w:val="28"/>
+        </w:rPr>
+      </w:pPr>
+      <w:r>
+        <w:rPr>
+          <w:sz w:val="28"/>
+          <w:szCs w:val="28"/>
+        </w:rPr>
+        <w:t xml:space="preserve">30. Динамическое описание </w:t>
+      </w:r>
+      <w:r>
+        <w:rPr>
+          <w:sz w:val="28"/>
+          <w:szCs w:val="28"/>
+        </w:rPr>
+        <w:t>-</w:t>
+      </w:r>
+      <w:r>
+        <w:rPr>
+          <w:sz w:val="28"/>
+          <w:szCs w:val="28"/>
+        </w:rPr>
+        <w:t xml:space="preserve"> это общее понятие управляемого определения функции во время выполнения программы. Условное описание </w:t>
+      </w:r>
+      <w:r>
+        <w:rPr>
+          <w:sz w:val="28"/>
+          <w:szCs w:val="28"/>
+        </w:rPr>
+        <w:t>-</w:t>
+      </w:r>
+      <w:r>
+        <w:rPr>
+          <w:sz w:val="28"/>
+          <w:szCs w:val="28"/>
+        </w:rPr>
+        <w:t xml:space="preserve"> это частный случай динамического, когда функция определяется внутри условного оператора </w:t>
+      </w:r>
+      <w:r>
+        <w:rPr>
+          <w:sz w:val="28"/>
+          <w:szCs w:val="28"/>
+          <w:lang w:val="en-US"/>
+        </w:rPr>
+        <w:t>if</w:t>
+      </w:r>
+      <w:r>
+        <w:rPr>
+          <w:sz w:val="28"/>
+          <w:szCs w:val="28"/>
+        </w:rPr>
+        <w:t>.</w:t>
+      </w:r>
+    </w:p>
+    <w:p>
+      <w:pPr>
+        <w:spacing w:line="360" w:lineRule="auto"/>
+        <w:ind w:firstLine="425"/>
+        <w:jc w:val="both"/>
+        <w:rPr>
+          <w:sz w:val="28"/>
+          <w:szCs w:val="28"/>
+        </w:rPr>
+      </w:pPr>
+    </w:p>
+    <w:p>
+      <w:pPr>
+        <w:spacing w:line="360" w:lineRule="auto"/>
+        <w:ind w:firstLine="425"/>
+        <w:jc w:val="both"/>
+        <w:rPr>
+          <w:sz w:val="28"/>
+          <w:szCs w:val="28"/>
+        </w:rPr>
+      </w:pPr>
+      <w:r>
+        <w:rPr>
+          <w:sz w:val="28"/>
+          <w:szCs w:val="28"/>
+        </w:rPr>
+        <w:t xml:space="preserve">31. Для условного описания функции её объявление помещают внутрь оператора </w:t>
+      </w:r>
+      <w:r>
+        <w:rPr>
+          <w:sz w:val="28"/>
+          <w:szCs w:val="28"/>
+          <w:lang w:val="en-US"/>
+        </w:rPr>
+        <w:t>if</w:t>
+      </w:r>
+      <w:r>
+        <w:rPr>
+          <w:sz w:val="28"/>
+          <w:szCs w:val="28"/>
+        </w:rPr>
+        <w:t>. Если условие выполнится, функция будет определена и станет доступной для вызова.</w:t>
+      </w:r>
+    </w:p>
+    <w:p>
+      <w:pPr>
+        <w:widowControl/>
+        <w:autoSpaceDE/>
+        <w:autoSpaceDN/>
+        <w:adjustRightInd/>
+        <w:spacing w:after="160" w:line="259" w:lineRule="auto"/>
+        <w:rPr>
+          <w:sz w:val="28"/>
+          <w:szCs w:val="28"/>
+        </w:rPr>
+      </w:pPr>
+      <w:r>
+        <w:rPr>
+          <w:sz w:val="28"/>
+          <w:szCs w:val="28"/>
+        </w:rPr>
+        <w:br w:type="page"/>
+      </w:r>
+    </w:p>
+    <w:p>
+      <w:pPr>
+        <w:spacing w:line="360" w:lineRule="auto"/>
+        <w:ind w:firstLine="425"/>
+        <w:jc w:val="both"/>
+        <w:rPr>
+          <w:sz w:val="28"/>
+          <w:szCs w:val="28"/>
+        </w:rPr>
+      </w:pPr>
       <w:r>
         <w:rPr>
           <w:sz w:val="28"/>
           <w:szCs w:val="28"/>
         </w:rPr>
         <w:lastRenderedPageBreak/>
-        <w:t>содержание зависят от сервера, среды выполнения и настроек системы.</w:t>
-      </w:r>
-    </w:p>
-    <w:p>
-      <w:pPr>
-        <w:spacing w:line="360" w:lineRule="auto"/>
-        <w:ind w:firstLine="425"/>
-        <w:jc w:val="both"/>
-        <w:rPr>
-          <w:sz w:val="28"/>
-          <w:szCs w:val="28"/>
-        </w:rPr>
-      </w:pPr>
-    </w:p>
-    <w:p>
-      <w:pPr>
-        <w:spacing w:line="360" w:lineRule="auto"/>
-        <w:ind w:firstLine="425"/>
-        <w:jc w:val="both"/>
-        <w:rPr>
-          <w:sz w:val="28"/>
-          <w:szCs w:val="28"/>
-        </w:rPr>
-      </w:pPr>
-      <w:r>
-        <w:rPr>
-          <w:sz w:val="28"/>
-          <w:szCs w:val="28"/>
-        </w:rPr>
-        <w:t>27. Статические переменные введены для сохранения значения локальной переменной между вызовами функции. Синтаксис:</w:t>
-      </w:r>
-    </w:p>
-    <w:p>
-      <w:pPr>
-        <w:spacing w:line="360" w:lineRule="auto"/>
-        <w:ind w:firstLine="425"/>
-        <w:jc w:val="both"/>
-        <w:rPr>
-          <w:sz w:val="28"/>
-          <w:szCs w:val="28"/>
-        </w:rPr>
-      </w:pPr>
-      <w:r>
-        <w:rPr>
-          <w:sz w:val="28"/>
-          <w:szCs w:val="28"/>
-          <w:lang w:val="en-US"/>
-        </w:rPr>
-        <w:t>static</w:t>
-      </w:r>
-      <w:r>
-        <w:rPr>
-          <w:sz w:val="28"/>
-          <w:szCs w:val="28"/>
-        </w:rPr>
-        <w:t xml:space="preserve"> $</w:t>
-      </w:r>
-      <w:r>
-        <w:rPr>
-          <w:sz w:val="28"/>
-          <w:szCs w:val="28"/>
-          <w:lang w:val="en-US"/>
-        </w:rPr>
-        <w:t>x</w:t>
-      </w:r>
-      <w:r>
-        <w:rPr>
-          <w:sz w:val="28"/>
-          <w:szCs w:val="28"/>
-        </w:rPr>
-        <w:t xml:space="preserve"> = 0;</w:t>
-      </w:r>
-    </w:p>
-    <w:p>
-      <w:pPr>
-        <w:spacing w:line="360" w:lineRule="auto"/>
-        <w:ind w:firstLine="425"/>
-        <w:jc w:val="both"/>
-        <w:rPr>
-          <w:sz w:val="28"/>
-          <w:szCs w:val="28"/>
-        </w:rPr>
-      </w:pPr>
-      <w:r>
-        <w:rPr>
-          <w:sz w:val="28"/>
-          <w:szCs w:val="28"/>
-        </w:rPr>
-        <w:t>Такая переменная не инициализируется заново при каждом вызове функции.</w:t>
-      </w:r>
-    </w:p>
-    <w:p>
-      <w:pPr>
-        <w:spacing w:line="360" w:lineRule="auto"/>
-        <w:ind w:firstLine="425"/>
-        <w:jc w:val="both"/>
-        <w:rPr>
-          <w:sz w:val="28"/>
-          <w:szCs w:val="28"/>
-        </w:rPr>
-      </w:pPr>
-    </w:p>
-    <w:p>
-      <w:pPr>
-        <w:spacing w:line="360" w:lineRule="auto"/>
-        <w:ind w:firstLine="425"/>
-        <w:jc w:val="both"/>
-        <w:rPr>
-          <w:sz w:val="28"/>
-          <w:szCs w:val="28"/>
-        </w:rPr>
-      </w:pPr>
-      <w:r>
-        <w:rPr>
-          <w:sz w:val="28"/>
-          <w:szCs w:val="28"/>
-        </w:rPr>
-        <w:t xml:space="preserve">28. Да, в </w:t>
+        <w:t xml:space="preserve">32. Обычную функцию в </w:t>
       </w:r>
       <w:r>
         <w:rPr>
@@ -2455,67 +2391,8 @@
           <w:sz w:val="28"/>
           <w:szCs w:val="28"/>
         </w:rPr>
-        <w:t xml:space="preserve"> можно вызвать функцию через имя переменной. Для этого в переменную записывают имя функции, а затем используют эту переменную как имя функции.</w:t>
-      </w:r>
-    </w:p>
-    <w:p>
-      <w:pPr>
-        <w:spacing w:line="360" w:lineRule="auto"/>
-        <w:ind w:firstLine="425"/>
-        <w:jc w:val="both"/>
-        <w:rPr>
-          <w:sz w:val="28"/>
-          <w:szCs w:val="28"/>
-        </w:rPr>
-      </w:pPr>
-    </w:p>
-    <w:p>
-      <w:pPr>
-        <w:spacing w:line="360" w:lineRule="auto"/>
-        <w:ind w:firstLine="425"/>
-        <w:jc w:val="both"/>
-        <w:rPr>
-          <w:sz w:val="28"/>
-          <w:szCs w:val="28"/>
-        </w:rPr>
-      </w:pPr>
-      <w:r>
-        <w:rPr>
-          <w:sz w:val="28"/>
-          <w:szCs w:val="28"/>
-        </w:rPr>
-        <w:t>29. Смысл динамического описания функции в том, что функция определяется в зависимости от выполнения программы, то есть её создание можно сделать управляемым.</w:t>
-      </w:r>
-    </w:p>
-    <w:p>
-      <w:pPr>
-        <w:spacing w:line="360" w:lineRule="auto"/>
-        <w:ind w:firstLine="425"/>
-        <w:jc w:val="both"/>
-        <w:rPr>
-          <w:sz w:val="28"/>
-          <w:szCs w:val="28"/>
-        </w:rPr>
-      </w:pPr>
-    </w:p>
-    <w:p>
-      <w:pPr>
-        <w:spacing w:line="360" w:lineRule="auto"/>
-        <w:ind w:firstLine="425"/>
-        <w:jc w:val="both"/>
-        <w:rPr>
-          <w:sz w:val="28"/>
-          <w:szCs w:val="28"/>
-        </w:rPr>
-      </w:pPr>
-      <w:r>
-        <w:rPr>
-          <w:sz w:val="28"/>
-          <w:szCs w:val="28"/>
-        </w:rPr>
-        <w:t xml:space="preserve">30. Динамическое описание </w:t>
-      </w:r>
-      <w:proofErr w:type="gramStart"/>
+        <w:t xml:space="preserve"> можно вызывать даже до места её текстового описания в скрипте. Но условно неописанную функцию вызывать нельзя </w:t>
+      </w:r>
       <w:r>
         <w:rPr>
           <w:sz w:val="28"/>
@@ -2528,17 +2405,66 @@
           <w:sz w:val="28"/>
           <w:szCs w:val="28"/>
         </w:rPr>
-        <w:t xml:space="preserve"> это</w:t>
-      </w:r>
-      <w:proofErr w:type="gramEnd"/>
-      <w:r>
-        <w:rPr>
-          <w:sz w:val="28"/>
-          <w:szCs w:val="28"/>
-        </w:rPr>
-        <w:t xml:space="preserve"> общее понятие управляемого определения функции во время выполнения программы. Условное описание </w:t>
-      </w:r>
-      <w:proofErr w:type="gramStart"/>
+        <w:t xml:space="preserve"> если она не была создана при выполнении условия, система сообщит об ошибке.</w:t>
+      </w:r>
+    </w:p>
+    <w:p>
+      <w:pPr>
+        <w:spacing w:line="360" w:lineRule="auto"/>
+        <w:ind w:firstLine="425"/>
+        <w:jc w:val="both"/>
+        <w:rPr>
+          <w:sz w:val="28"/>
+          <w:szCs w:val="28"/>
+        </w:rPr>
+      </w:pPr>
+    </w:p>
+    <w:p>
+      <w:pPr>
+        <w:spacing w:line="360" w:lineRule="auto"/>
+        <w:ind w:firstLine="425"/>
+        <w:jc w:val="both"/>
+        <w:rPr>
+          <w:sz w:val="28"/>
+          <w:szCs w:val="28"/>
+        </w:rPr>
+      </w:pPr>
+      <w:r>
+        <w:rPr>
+          <w:sz w:val="28"/>
+          <w:szCs w:val="28"/>
+        </w:rPr>
+        <w:t>33. Описывать функцию дважды нельзя. Попытка повторного описания одной и той же функции должна завершиться неудачей.</w:t>
+      </w:r>
+    </w:p>
+    <w:p>
+      <w:pPr>
+        <w:spacing w:line="360" w:lineRule="auto"/>
+        <w:ind w:firstLine="425"/>
+        <w:jc w:val="both"/>
+        <w:rPr>
+          <w:sz w:val="28"/>
+          <w:szCs w:val="28"/>
+        </w:rPr>
+      </w:pPr>
+    </w:p>
+    <w:p>
+      <w:pPr>
+        <w:spacing w:line="360" w:lineRule="auto"/>
+        <w:ind w:firstLine="425"/>
+        <w:jc w:val="both"/>
+        <w:rPr>
+          <w:sz w:val="28"/>
+          <w:szCs w:val="28"/>
+        </w:rPr>
+      </w:pPr>
+      <w:r>
+        <w:rPr>
+          <w:sz w:val="28"/>
+          <w:szCs w:val="28"/>
+        </w:rPr>
+        <w:t xml:space="preserve">34. Вложенные функции используют, помещая описание одной функции внутрь другой. Вложенные файлы используют через подключение отдельного файла с кодом в нужное место скрипта. Их цель </w:t>
+      </w:r>
       <w:r>
         <w:rPr>
           <w:sz w:val="28"/>
@@ -2551,23 +2477,88 @@
           <w:sz w:val="28"/>
           <w:szCs w:val="28"/>
         </w:rPr>
-        <w:t xml:space="preserve"> это</w:t>
-      </w:r>
-      <w:proofErr w:type="gramEnd"/>
-      <w:r>
-        <w:rPr>
-          <w:sz w:val="28"/>
-          <w:szCs w:val="28"/>
-        </w:rPr>
-        <w:t xml:space="preserve"> частный случай динамического, когда функция определяется внутри условного оператора </w:t>
-      </w:r>
-      <w:r>
-        <w:rPr>
-          <w:sz w:val="28"/>
-          <w:szCs w:val="28"/>
-          <w:lang w:val="en-US"/>
-        </w:rPr>
-        <w:t>if</w:t>
+        <w:t xml:space="preserve"> повторное использование кода и более удобная организация проекта.</w:t>
+      </w:r>
+    </w:p>
+    <w:p>
+      <w:pPr>
+        <w:spacing w:line="360" w:lineRule="auto"/>
+        <w:ind w:firstLine="425"/>
+        <w:jc w:val="both"/>
+        <w:rPr>
+          <w:sz w:val="28"/>
+          <w:szCs w:val="28"/>
+        </w:rPr>
+      </w:pPr>
+    </w:p>
+    <w:p>
+      <w:pPr>
+        <w:spacing w:line="360" w:lineRule="auto"/>
+        <w:ind w:firstLine="425"/>
+        <w:jc w:val="both"/>
+        <w:rPr>
+          <w:sz w:val="28"/>
+          <w:szCs w:val="28"/>
+        </w:rPr>
+      </w:pPr>
+      <w:r>
+        <w:rPr>
+          <w:sz w:val="28"/>
+          <w:szCs w:val="28"/>
+        </w:rPr>
+        <w:t>35. Вложенные файлы следует хранить в том же каталоге, что и вызывающий их скрипт.</w:t>
+      </w:r>
+    </w:p>
+    <w:p>
+      <w:pPr>
+        <w:spacing w:line="360" w:lineRule="auto"/>
+        <w:ind w:firstLine="425"/>
+        <w:jc w:val="both"/>
+        <w:rPr>
+          <w:sz w:val="28"/>
+          <w:szCs w:val="28"/>
+        </w:rPr>
+      </w:pPr>
+    </w:p>
+    <w:p>
+      <w:pPr>
+        <w:spacing w:line="360" w:lineRule="auto"/>
+        <w:ind w:firstLine="425"/>
+        <w:jc w:val="both"/>
+        <w:rPr>
+          <w:sz w:val="28"/>
+          <w:szCs w:val="28"/>
+        </w:rPr>
+      </w:pPr>
+      <w:r>
+        <w:rPr>
+          <w:sz w:val="28"/>
+          <w:szCs w:val="28"/>
+        </w:rPr>
+        <w:t xml:space="preserve">36. Для вставки файла в нужное место используют команду </w:t>
+      </w:r>
+      <w:r>
+        <w:rPr>
+          <w:sz w:val="28"/>
+          <w:szCs w:val="28"/>
+          <w:lang w:val="en-US"/>
+        </w:rPr>
+        <w:t>include</w:t>
+      </w:r>
+      <w:r>
+        <w:rPr>
+          <w:sz w:val="28"/>
+          <w:szCs w:val="28"/>
+        </w:rPr>
+        <w:t xml:space="preserve">("имя_файла"); При подключении внешних функций также может использоваться </w:t>
+      </w:r>
+      <w:r>
+        <w:rPr>
+          <w:sz w:val="28"/>
+          <w:szCs w:val="28"/>
+          <w:lang w:val="en-US"/>
+        </w:rPr>
+        <w:t>require</w:t>
       </w:r>
       <w:r>
         <w:rPr>
@@ -2603,51 +2594,7 @@
           <w:sz w:val="28"/>
           <w:szCs w:val="28"/>
         </w:rPr>
-        <w:t xml:space="preserve">31. Для условного описания функции её объявление помещают внутрь оператора </w:t>
-      </w:r>
-      <w:r>
-        <w:rPr>
-          <w:sz w:val="28"/>
-          <w:szCs w:val="28"/>
-          <w:lang w:val="en-US"/>
-        </w:rPr>
-        <w:t>if</w:t>
-      </w:r>
-      <w:r>
-        <w:rPr>
-          <w:sz w:val="28"/>
-          <w:szCs w:val="28"/>
-        </w:rPr>
-        <w:t>. Если условие выполнится, функция будет определена и станет доступной для вызова.</w:t>
-      </w:r>
-    </w:p>
-    <w:p>
-      <w:pPr>
-        <w:spacing w:line="360" w:lineRule="auto"/>
-        <w:ind w:firstLine="425"/>
-        <w:jc w:val="both"/>
-        <w:rPr>
-          <w:sz w:val="28"/>
-          <w:szCs w:val="28"/>
-        </w:rPr>
-      </w:pPr>
-    </w:p>
-    <w:p>
-      <w:pPr>
-        <w:spacing w:line="360" w:lineRule="auto"/>
-        <w:ind w:firstLine="425"/>
-        <w:jc w:val="both"/>
-        <w:rPr>
-          <w:sz w:val="28"/>
-          <w:szCs w:val="28"/>
-        </w:rPr>
-      </w:pPr>
-      <w:r>
-        <w:rPr>
-          <w:sz w:val="28"/>
-          <w:szCs w:val="28"/>
-        </w:rPr>
-        <w:t xml:space="preserve">32. Обычную функцию в </w:t>
+        <w:t xml:space="preserve">37. Вложенный файл должен содержать обычный </w:t>
       </w:r>
       <w:r>
         <w:rPr>
@@ -2662,21 +2609,203 @@
           <w:sz w:val="28"/>
           <w:szCs w:val="28"/>
         </w:rPr>
-        <w:t xml:space="preserve"> можно вызывать даже до места её текстового описания в скрипте. Но условно неописанную функцию вызывать нельзя </w:t>
-      </w:r>
-      <w:r>
-        <w:rPr>
-          <w:sz w:val="28"/>
-          <w:szCs w:val="28"/>
-        </w:rPr>
-        <w:t>-</w:t>
-      </w:r>
-      <w:r>
-        <w:rPr>
-          <w:sz w:val="28"/>
-          <w:szCs w:val="28"/>
-        </w:rPr>
-        <w:t xml:space="preserve"> если она не была создана при выполнении условия, система сообщит об ошибке.</w:t>
+        <w:t>-код в обёртке &lt;?</w:t>
+      </w:r>
+      <w:r>
+        <w:rPr>
+          <w:sz w:val="28"/>
+          <w:szCs w:val="28"/>
+          <w:lang w:val="en-US"/>
+        </w:rPr>
+        <w:t>php</w:t>
+      </w:r>
+      <w:r>
+        <w:rPr>
+          <w:sz w:val="28"/>
+          <w:szCs w:val="28"/>
+        </w:rPr>
+        <w:t xml:space="preserve"> ... ?&gt;. Обычно используется расширение .</w:t>
+      </w:r>
+      <w:r>
+        <w:rPr>
+          <w:sz w:val="28"/>
+          <w:szCs w:val="28"/>
+          <w:lang w:val="en-US"/>
+        </w:rPr>
+        <w:t>inc</w:t>
+      </w:r>
+      <w:r>
+        <w:rPr>
+          <w:sz w:val="28"/>
+          <w:szCs w:val="28"/>
+        </w:rPr>
+        <w:t>, но допускается и .</w:t>
+      </w:r>
+      <w:r>
+        <w:rPr>
+          <w:sz w:val="28"/>
+          <w:szCs w:val="28"/>
+          <w:lang w:val="en-US"/>
+        </w:rPr>
+        <w:t>php</w:t>
+      </w:r>
+      <w:r>
+        <w:rPr>
+          <w:sz w:val="28"/>
+          <w:szCs w:val="28"/>
+        </w:rPr>
+        <w:t>. Пример:</w:t>
+      </w:r>
+    </w:p>
+    <w:p>
+      <w:pPr>
+        <w:spacing w:line="360" w:lineRule="auto"/>
+        <w:ind w:firstLine="425"/>
+        <w:jc w:val="both"/>
+        <w:rPr>
+          <w:sz w:val="28"/>
+          <w:szCs w:val="28"/>
+        </w:rPr>
+      </w:pPr>
+      <w:r>
+        <w:rPr>
+          <w:sz w:val="28"/>
+          <w:szCs w:val="28"/>
+          <w:lang w:val="en-US"/>
+        </w:rPr>
+        <w:t>include</w:t>
+      </w:r>
+      <w:r>
+        <w:rPr>
+          <w:sz w:val="28"/>
+          <w:szCs w:val="28"/>
+        </w:rPr>
+        <w:t>("</w:t>
+      </w:r>
+      <w:r>
+        <w:rPr>
+          <w:sz w:val="28"/>
+          <w:szCs w:val="28"/>
+          <w:lang w:val="en-US"/>
+        </w:rPr>
+        <w:t>constanta</w:t>
+      </w:r>
+      <w:r>
+        <w:rPr>
+          <w:sz w:val="28"/>
+          <w:szCs w:val="28"/>
+        </w:rPr>
+        <w:t>_</w:t>
+      </w:r>
+      <w:r>
+        <w:rPr>
+          <w:sz w:val="28"/>
+          <w:szCs w:val="28"/>
+          <w:lang w:val="en-US"/>
+        </w:rPr>
+        <w:t>Pi</w:t>
+      </w:r>
+      <w:r>
+        <w:rPr>
+          <w:sz w:val="28"/>
+          <w:szCs w:val="28"/>
+        </w:rPr>
+        <w:t>.</w:t>
+      </w:r>
+      <w:r>
+        <w:rPr>
+          <w:sz w:val="28"/>
+          <w:szCs w:val="28"/>
+          <w:lang w:val="en-US"/>
+        </w:rPr>
+        <w:t>inc</w:t>
+      </w:r>
+      <w:r>
+        <w:rPr>
+          <w:sz w:val="28"/>
+          <w:szCs w:val="28"/>
+        </w:rPr>
+        <w:t>");</w:t>
+      </w:r>
+    </w:p>
+    <w:p>
+      <w:pPr>
+        <w:spacing w:line="360" w:lineRule="auto"/>
+        <w:ind w:firstLine="425"/>
+        <w:jc w:val="both"/>
+        <w:rPr>
+          <w:sz w:val="28"/>
+          <w:szCs w:val="28"/>
+          <w:lang w:val="en-US"/>
+        </w:rPr>
+      </w:pPr>
+      <w:r>
+        <w:rPr>
+          <w:sz w:val="28"/>
+          <w:szCs w:val="28"/>
+          <w:lang w:val="en-US"/>
+        </w:rPr>
+        <w:t>include("func_S_Kruga.php");</w:t>
+      </w:r>
+    </w:p>
+    <w:p>
+      <w:pPr>
+        <w:spacing w:line="360" w:lineRule="auto"/>
+        <w:ind w:firstLine="425"/>
+        <w:jc w:val="both"/>
+        <w:rPr>
+          <w:sz w:val="28"/>
+          <w:szCs w:val="28"/>
+          <w:lang w:val="en-US"/>
+        </w:rPr>
+      </w:pPr>
+    </w:p>
+    <w:p>
+      <w:pPr>
+        <w:spacing w:line="360" w:lineRule="auto"/>
+        <w:ind w:firstLine="425"/>
+        <w:jc w:val="both"/>
+        <w:rPr>
+          <w:sz w:val="28"/>
+          <w:szCs w:val="28"/>
+        </w:rPr>
+      </w:pPr>
+      <w:r>
+        <w:rPr>
+          <w:sz w:val="28"/>
+          <w:szCs w:val="28"/>
+        </w:rPr>
+        <w:t xml:space="preserve">38. Обработку вычислительных ошибок в пользовательских функциях обеспечивают возвратом </w:t>
+      </w:r>
+      <w:r>
+        <w:rPr>
+          <w:sz w:val="28"/>
+          <w:szCs w:val="28"/>
+          <w:lang w:val="en-US"/>
+        </w:rPr>
+        <w:t>FALSE</w:t>
+      </w:r>
+      <w:r>
+        <w:rPr>
+          <w:sz w:val="28"/>
+          <w:szCs w:val="28"/>
+        </w:rPr>
+        <w:t xml:space="preserve"> и последующей проверкой результата в вызывающем скрипте. Также можно использовать функцию </w:t>
+      </w:r>
+      <w:r>
+        <w:rPr>
+          <w:sz w:val="28"/>
+          <w:szCs w:val="28"/>
+          <w:lang w:val="en-US"/>
+        </w:rPr>
+        <w:t>die</w:t>
+      </w:r>
+      <w:r>
+        <w:rPr>
+          <w:sz w:val="28"/>
+          <w:szCs w:val="28"/>
+        </w:rPr>
+        <w:t>() для вывода сообщения и остановки скрипта.</w:t>
       </w:r>
     </w:p>
     <w:p>
@@ -2706,487 +2835,6 @@
           <w:szCs w:val="28"/>
         </w:rPr>
         <w:lastRenderedPageBreak/>
-        <w:t>33. Описывать функцию дважды нельзя. Попытка повторного описания одной и той же функции должна завершиться неудачей.</w:t>
-      </w:r>
-    </w:p>
-    <w:p>
-      <w:pPr>
-        <w:spacing w:line="360" w:lineRule="auto"/>
-        <w:ind w:firstLine="425"/>
-        <w:jc w:val="both"/>
-        <w:rPr>
-          <w:sz w:val="28"/>
-          <w:szCs w:val="28"/>
-        </w:rPr>
-      </w:pPr>
-    </w:p>
-    <w:p>
-      <w:pPr>
-        <w:spacing w:line="360" w:lineRule="auto"/>
-        <w:ind w:firstLine="425"/>
-        <w:jc w:val="both"/>
-        <w:rPr>
-          <w:sz w:val="28"/>
-          <w:szCs w:val="28"/>
-        </w:rPr>
-      </w:pPr>
-      <w:r>
-        <w:rPr>
-          <w:sz w:val="28"/>
-          <w:szCs w:val="28"/>
-        </w:rPr>
-        <w:t xml:space="preserve">34. Вложенные функции используют, помещая описание одной функции внутрь другой. Вложенные файлы используют через подключение отдельного файла с кодом в нужное место скрипта. Их цель </w:t>
-      </w:r>
-      <w:r>
-        <w:rPr>
-          <w:sz w:val="28"/>
-          <w:szCs w:val="28"/>
-        </w:rPr>
-        <w:t>-</w:t>
-      </w:r>
-      <w:r>
-        <w:rPr>
-          <w:sz w:val="28"/>
-          <w:szCs w:val="28"/>
-        </w:rPr>
-        <w:t xml:space="preserve"> повторное использование кода и более удобная организация проекта.</w:t>
-      </w:r>
-    </w:p>
-    <w:p>
-      <w:pPr>
-        <w:spacing w:line="360" w:lineRule="auto"/>
-        <w:ind w:firstLine="425"/>
-        <w:jc w:val="both"/>
-        <w:rPr>
-          <w:sz w:val="28"/>
-          <w:szCs w:val="28"/>
-        </w:rPr>
-      </w:pPr>
-    </w:p>
-    <w:p>
-      <w:pPr>
-        <w:spacing w:line="360" w:lineRule="auto"/>
-        <w:ind w:firstLine="425"/>
-        <w:jc w:val="both"/>
-        <w:rPr>
-          <w:sz w:val="28"/>
-          <w:szCs w:val="28"/>
-        </w:rPr>
-      </w:pPr>
-      <w:r>
-        <w:rPr>
-          <w:sz w:val="28"/>
-          <w:szCs w:val="28"/>
-        </w:rPr>
-        <w:t>35. Вложенные файлы следует хранить в том же каталоге, что и вызывающий их скрипт.</w:t>
-      </w:r>
-    </w:p>
-    <w:p>
-      <w:pPr>
-        <w:spacing w:line="360" w:lineRule="auto"/>
-        <w:ind w:firstLine="425"/>
-        <w:jc w:val="both"/>
-        <w:rPr>
-          <w:sz w:val="28"/>
-          <w:szCs w:val="28"/>
-        </w:rPr>
-      </w:pPr>
-    </w:p>
-    <w:p>
-      <w:pPr>
-        <w:spacing w:line="360" w:lineRule="auto"/>
-        <w:ind w:firstLine="425"/>
-        <w:jc w:val="both"/>
-        <w:rPr>
-          <w:sz w:val="28"/>
-          <w:szCs w:val="28"/>
-        </w:rPr>
-      </w:pPr>
-      <w:r>
-        <w:rPr>
-          <w:sz w:val="28"/>
-          <w:szCs w:val="28"/>
-        </w:rPr>
-        <w:t xml:space="preserve">36. Для вставки файла в нужное место используют команду </w:t>
-      </w:r>
-      <w:r>
-        <w:rPr>
-          <w:sz w:val="28"/>
-          <w:szCs w:val="28"/>
-          <w:lang w:val="en-US"/>
-        </w:rPr>
-        <w:t>include</w:t>
-      </w:r>
-      <w:r>
-        <w:rPr>
-          <w:sz w:val="28"/>
-          <w:szCs w:val="28"/>
-        </w:rPr>
-        <w:t>("</w:t>
-      </w:r>
-      <w:proofErr w:type="spellStart"/>
-      <w:r>
-        <w:rPr>
-          <w:sz w:val="28"/>
-          <w:szCs w:val="28"/>
-        </w:rPr>
-        <w:t>имя_файла</w:t>
-      </w:r>
-      <w:proofErr w:type="spellEnd"/>
-      <w:r>
-        <w:rPr>
-          <w:sz w:val="28"/>
-          <w:szCs w:val="28"/>
-        </w:rPr>
-        <w:t>")</w:t>
-      </w:r>
-      <w:proofErr w:type="gramStart"/>
-      <w:r>
-        <w:rPr>
-          <w:sz w:val="28"/>
-          <w:szCs w:val="28"/>
-        </w:rPr>
-        <w:t>; При</w:t>
-      </w:r>
-      <w:proofErr w:type="gramEnd"/>
-      <w:r>
-        <w:rPr>
-          <w:sz w:val="28"/>
-          <w:szCs w:val="28"/>
-        </w:rPr>
-        <w:t xml:space="preserve"> подключении внешних функций также может использоваться </w:t>
-      </w:r>
-      <w:r>
-        <w:rPr>
-          <w:sz w:val="28"/>
-          <w:szCs w:val="28"/>
-          <w:lang w:val="en-US"/>
-        </w:rPr>
-        <w:t>require</w:t>
-      </w:r>
-      <w:r>
-        <w:rPr>
-          <w:sz w:val="28"/>
-          <w:szCs w:val="28"/>
-        </w:rPr>
-        <w:t>.</w:t>
-      </w:r>
-    </w:p>
-    <w:p>
-      <w:pPr>
-        <w:spacing w:line="360" w:lineRule="auto"/>
-        <w:ind w:firstLine="425"/>
-        <w:jc w:val="both"/>
-        <w:rPr>
-          <w:sz w:val="28"/>
-          <w:szCs w:val="28"/>
-        </w:rPr>
-      </w:pPr>
-    </w:p>
-    <w:p>
-      <w:pPr>
-        <w:spacing w:line="360" w:lineRule="auto"/>
-        <w:ind w:firstLine="425"/>
-        <w:jc w:val="both"/>
-        <w:rPr>
-          <w:sz w:val="28"/>
-          <w:szCs w:val="28"/>
-        </w:rPr>
-      </w:pPr>
-      <w:r>
-        <w:rPr>
-          <w:sz w:val="28"/>
-          <w:szCs w:val="28"/>
-        </w:rPr>
-        <w:t xml:space="preserve">37. Вложенный файл должен содержать обычный </w:t>
-      </w:r>
-      <w:r>
-        <w:rPr>
-          <w:sz w:val="28"/>
-          <w:szCs w:val="28"/>
-          <w:lang w:val="en-US"/>
-        </w:rPr>
-        <w:t>PHP</w:t>
-      </w:r>
-      <w:r>
-        <w:rPr>
-          <w:sz w:val="28"/>
-          <w:szCs w:val="28"/>
-        </w:rPr>
-        <w:t>-код в обёртке &lt;?</w:t>
-      </w:r>
-      <w:r>
-        <w:rPr>
-          <w:sz w:val="28"/>
-          <w:szCs w:val="28"/>
-          <w:lang w:val="en-US"/>
-        </w:rPr>
-        <w:t>php</w:t>
-      </w:r>
-      <w:r>
-        <w:rPr>
-          <w:sz w:val="28"/>
-          <w:szCs w:val="28"/>
-        </w:rPr>
-        <w:t xml:space="preserve"> </w:t>
-      </w:r>
-      <w:proofErr w:type="gramStart"/>
-      <w:r>
-        <w:rPr>
-          <w:sz w:val="28"/>
-          <w:szCs w:val="28"/>
-        </w:rPr>
-        <w:t>... ?</w:t>
-      </w:r>
-      <w:proofErr w:type="gramEnd"/>
-      <w:r>
-        <w:rPr>
-          <w:sz w:val="28"/>
-          <w:szCs w:val="28"/>
-        </w:rPr>
-        <w:t>&gt;. Обычно используется расширение .</w:t>
-      </w:r>
-      <w:proofErr w:type="spellStart"/>
-      <w:r>
-        <w:rPr>
-          <w:sz w:val="28"/>
-          <w:szCs w:val="28"/>
-          <w:lang w:val="en-US"/>
-        </w:rPr>
-        <w:t>inc</w:t>
-      </w:r>
-      <w:proofErr w:type="spellEnd"/>
-      <w:r>
-        <w:rPr>
-          <w:sz w:val="28"/>
-          <w:szCs w:val="28"/>
-        </w:rPr>
-        <w:t>, но допускается и .</w:t>
-      </w:r>
-      <w:r>
-        <w:rPr>
-          <w:sz w:val="28"/>
-          <w:szCs w:val="28"/>
-          <w:lang w:val="en-US"/>
-        </w:rPr>
-        <w:t>php</w:t>
-      </w:r>
-      <w:r>
-        <w:rPr>
-          <w:sz w:val="28"/>
-          <w:szCs w:val="28"/>
-        </w:rPr>
-        <w:t>. Пример:</w:t>
-      </w:r>
-    </w:p>
-    <w:p>
-      <w:pPr>
-        <w:spacing w:line="360" w:lineRule="auto"/>
-        <w:ind w:firstLine="425"/>
-        <w:jc w:val="both"/>
-        <w:rPr>
-          <w:sz w:val="28"/>
-          <w:szCs w:val="28"/>
-        </w:rPr>
-      </w:pPr>
-      <w:r>
-        <w:rPr>
-          <w:sz w:val="28"/>
-          <w:szCs w:val="28"/>
-          <w:lang w:val="en-US"/>
-        </w:rPr>
-        <w:t>include</w:t>
-      </w:r>
-      <w:r>
-        <w:rPr>
-          <w:sz w:val="28"/>
-          <w:szCs w:val="28"/>
-        </w:rPr>
-        <w:t>("</w:t>
-      </w:r>
-      <w:proofErr w:type="spellStart"/>
-      <w:r>
-        <w:rPr>
-          <w:sz w:val="28"/>
-          <w:szCs w:val="28"/>
-          <w:lang w:val="en-US"/>
-        </w:rPr>
-        <w:t>constanta</w:t>
-      </w:r>
-      <w:proofErr w:type="spellEnd"/>
-      <w:r>
-        <w:rPr>
-          <w:sz w:val="28"/>
-          <w:szCs w:val="28"/>
-        </w:rPr>
-        <w:t>_</w:t>
-      </w:r>
-      <w:r>
-        <w:rPr>
-          <w:sz w:val="28"/>
-          <w:szCs w:val="28"/>
-          <w:lang w:val="en-US"/>
-        </w:rPr>
-        <w:t>Pi</w:t>
-      </w:r>
-      <w:r>
-        <w:rPr>
-          <w:sz w:val="28"/>
-          <w:szCs w:val="28"/>
-        </w:rPr>
-        <w:t>.</w:t>
-      </w:r>
-      <w:proofErr w:type="spellStart"/>
-      <w:r>
-        <w:rPr>
-          <w:sz w:val="28"/>
-          <w:szCs w:val="28"/>
-          <w:lang w:val="en-US"/>
-        </w:rPr>
-        <w:t>inc</w:t>
-      </w:r>
-      <w:proofErr w:type="spellEnd"/>
-      <w:r>
-        <w:rPr>
-          <w:sz w:val="28"/>
-          <w:szCs w:val="28"/>
-        </w:rPr>
-        <w:t>");</w:t>
-      </w:r>
-    </w:p>
-    <w:p>
-      <w:pPr>
-        <w:spacing w:line="360" w:lineRule="auto"/>
-        <w:ind w:firstLine="425"/>
-        <w:jc w:val="both"/>
-        <w:rPr>
-          <w:sz w:val="28"/>
-          <w:szCs w:val="28"/>
-          <w:lang w:val="en-US"/>
-        </w:rPr>
-      </w:pPr>
-      <w:r>
-        <w:rPr>
-          <w:sz w:val="28"/>
-          <w:szCs w:val="28"/>
-          <w:lang w:val="en-US"/>
-        </w:rPr>
-        <w:t>include("</w:t>
-      </w:r>
-      <w:proofErr w:type="spellStart"/>
-      <w:r>
-        <w:rPr>
-          <w:sz w:val="28"/>
-          <w:szCs w:val="28"/>
-          <w:lang w:val="en-US"/>
-        </w:rPr>
-        <w:t>func_S_Kruga.php</w:t>
-      </w:r>
-      <w:proofErr w:type="spellEnd"/>
-      <w:r>
-        <w:rPr>
-          <w:sz w:val="28"/>
-          <w:szCs w:val="28"/>
-          <w:lang w:val="en-US"/>
-        </w:rPr>
-        <w:t>");</w:t>
-      </w:r>
-    </w:p>
-    <w:p>
-      <w:pPr>
-        <w:spacing w:line="360" w:lineRule="auto"/>
-        <w:ind w:firstLine="425"/>
-        <w:jc w:val="both"/>
-        <w:rPr>
-          <w:sz w:val="28"/>
-          <w:szCs w:val="28"/>
-          <w:lang w:val="en-US"/>
-        </w:rPr>
-      </w:pPr>
-    </w:p>
-    <w:p>
-      <w:pPr>
-        <w:spacing w:line="360" w:lineRule="auto"/>
-        <w:ind w:firstLine="425"/>
-        <w:jc w:val="both"/>
-        <w:rPr>
-          <w:sz w:val="28"/>
-          <w:szCs w:val="28"/>
-        </w:rPr>
-      </w:pPr>
-      <w:r>
-        <w:rPr>
-          <w:sz w:val="28"/>
-          <w:szCs w:val="28"/>
-        </w:rPr>
-        <w:t xml:space="preserve">38. Обработку вычислительных ошибок в пользовательских функциях обеспечивают возвратом </w:t>
-      </w:r>
-      <w:r>
-        <w:rPr>
-          <w:sz w:val="28"/>
-          <w:szCs w:val="28"/>
-          <w:lang w:val="en-US"/>
-        </w:rPr>
-        <w:t>FALSE</w:t>
-      </w:r>
-      <w:r>
-        <w:rPr>
-          <w:sz w:val="28"/>
-          <w:szCs w:val="28"/>
-        </w:rPr>
-        <w:t xml:space="preserve"> и последующей проверкой результата в вызывающем скрипте. Также можно использовать функцию </w:t>
-      </w:r>
-      <w:proofErr w:type="gramStart"/>
-      <w:r>
-        <w:rPr>
-          <w:sz w:val="28"/>
-          <w:szCs w:val="28"/>
-          <w:lang w:val="en-US"/>
-        </w:rPr>
-        <w:t>die</w:t>
-      </w:r>
-      <w:r>
-        <w:rPr>
-          <w:sz w:val="28"/>
-          <w:szCs w:val="28"/>
-        </w:rPr>
-        <w:t>(</w:t>
-      </w:r>
-      <w:proofErr w:type="gramEnd"/>
-      <w:r>
-        <w:rPr>
-          <w:sz w:val="28"/>
-          <w:szCs w:val="28"/>
-        </w:rPr>
-        <w:t>) для вывода сообщения и остановки скрипта.</w:t>
-      </w:r>
-    </w:p>
-    <w:p>
-      <w:pPr>
-        <w:spacing w:line="360" w:lineRule="auto"/>
-        <w:ind w:firstLine="425"/>
-        <w:jc w:val="both"/>
-        <w:rPr>
-          <w:sz w:val="28"/>
-          <w:szCs w:val="28"/>
-        </w:rPr>
-      </w:pPr>
-    </w:p>
-    <w:p>
-      <w:pPr>
-        <w:spacing w:line="360" w:lineRule="auto"/>
-        <w:ind w:firstLine="425"/>
-        <w:jc w:val="both"/>
-        <w:rPr>
-          <w:sz w:val="28"/>
-          <w:szCs w:val="28"/>
-        </w:rPr>
-      </w:pPr>
-      <w:r>
-        <w:rPr>
-          <w:sz w:val="28"/>
-          <w:szCs w:val="28"/>
-        </w:rPr>
         <w:t>39. Важнейшие положения по передаче данных и возврату результата:</w:t>
       </w:r>
     </w:p>
@@ -3275,7 +2923,6 @@
           <w:sz w:val="28"/>
           <w:szCs w:val="28"/>
         </w:rPr>
-        <w:lastRenderedPageBreak/>
         <w:t>аргументы внутри функции доступны как обычные переменные;</w:t>
       </w:r>
     </w:p>
@@ -3641,7 +3288,7 @@
 </file>
 
 <file path=word/numbering.xml><?xml version="1.0" encoding="utf-8"?>
-<w:numbering xmlns:wpc="http://schemas.microsoft.com/office/word/2010/wordprocessingCanvas" xmlns:cx="http://schemas.microsoft.com/office/drawing/2014/chartex" xmlns:cx1="http://schemas.microsoft.com/office/drawing/2015/9/8/chartex" xmlns:cx2="http://schemas.microsoft.com/office/drawing/2015/10/21/chartex" xmlns:cx3="http://schemas.microsoft.com/office/drawing/2016/5/9/chartex" xmlns:cx4="http://schemas.microsoft.com/office/drawing/2016/5/10/chartex" xmlns:cx5="http://schemas.microsoft.com/office/drawing/2016/5/11/chartex" xmlns:cx6="http://schemas.microsoft.com/office/drawing/2016/5/12/chartex" xmlns:cx7="http://schemas.microsoft.com/office/drawing/2016/5/13/chartex" xmlns:cx8="http://schemas.microsoft.com/office/drawing/2016/5/14/chartex" xmlns:mc="http://schemas.openxmlformats.org/markup-compatibility/2006" xmlns:aink="http://schemas.microsoft.com/office/drawing/2016/ink" xmlns:am3d="http://schemas.microsoft.com/office/drawing/2017/model3d" xmlns:o="urn:schemas-microsoft-com:office:office" xmlns:r="http://schemas.openxmlformats.org/officeDocument/2006/relationships" xmlns:m="http://schemas.openxmlformats.org/officeDocument/2006/math" xmlns:v="urn:schemas-microsoft-com:vml" xmlns:wp14="http://schemas.microsoft.com/office/word/2010/wordprocessingDrawing" xmlns:wp="http://schemas.openxmlformats.org/drawingml/2006/wordprocessingDrawing" xmlns:w10="urn:schemas-microsoft-com:office:word" xmlns:w="http://schemas.openxmlformats.org/wordprocessingml/2006/main" xmlns:w14="http://schemas.microsoft.com/office/word/2010/wordml" xmlns:w15="http://schemas.microsoft.com/office/word/2012/wordml" xmlns:w16cex="http://schemas.microsoft.com/office/word/2018/wordml/cex" xmlns:w16cid="http://schemas.microsoft.com/office/word/2016/wordml/cid" xmlns:w16="http://schemas.microsoft.com/office/word/2018/wordml" xmlns:w16se="http://schemas.microsoft.com/office/word/2015/wordml/symex" xmlns:wpg="http://schemas.microsoft.com/office/word/2010/wordprocessingGroup" xmlns:wpi="http://schemas.microsoft.com/office/word/2010/wordprocessingInk" xmlns:wne="http://schemas.microsoft.com/office/word/2006/wordml" xmlns:wps="http://schemas.microsoft.com/office/word/2010/wordprocessingShape" mc:Ignorable="w14 w15 w16se w16cid w16 w16cex wp14">
+<w:numbering xmlns:wpc="http://schemas.microsoft.com/office/word/2010/wordprocessingCanvas" xmlns:cx="http://schemas.microsoft.com/office/drawing/2014/chartex" xmlns:cx1="http://schemas.microsoft.com/office/drawing/2015/9/8/chartex" xmlns:cx2="http://schemas.microsoft.com/office/drawing/2015/10/21/chartex" xmlns:cx3="http://schemas.microsoft.com/office/drawing/2016/5/9/chartex" xmlns:cx4="http://schemas.microsoft.com/office/drawing/2016/5/10/chartex" xmlns:cx5="http://schemas.microsoft.com/office/drawing/2016/5/11/chartex" xmlns:cx6="http://schemas.microsoft.com/office/drawing/2016/5/12/chartex" xmlns:cx7="http://schemas.microsoft.com/office/drawing/2016/5/13/chartex" xmlns:cx8="http://schemas.microsoft.com/office/drawing/2016/5/14/chartex" xmlns:mc="http://schemas.openxmlformats.org/markup-compatibility/2006" xmlns:aink="http://schemas.microsoft.com/office/drawing/2016/ink" xmlns:am3d="http://schemas.microsoft.com/office/drawing/2017/model3d" xmlns:o="urn:schemas-microsoft-com:office:office" xmlns:oel="http://schemas.microsoft.com/office/2019/extlst" xmlns:r="http://schemas.openxmlformats.org/officeDocument/2006/relationships" xmlns:m="http://schemas.openxmlformats.org/officeDocument/2006/math" xmlns:v="urn:schemas-microsoft-com:vml" xmlns:wp14="http://schemas.microsoft.com/office/word/2010/wordprocessingDrawing" xmlns:wp="http://schemas.openxmlformats.org/drawingml/2006/wordprocessingDrawing" xmlns:w10="urn:schemas-microsoft-com:office:word" xmlns:w="http://schemas.openxmlformats.org/wordprocessingml/2006/main" xmlns:w14="http://schemas.microsoft.com/office/word/2010/wordml" xmlns:w15="http://schemas.microsoft.com/office/word/2012/wordml" xmlns:w16cex="http://schemas.microsoft.com/office/word/2018/wordml/cex" xmlns:w16cid="http://schemas.microsoft.com/office/word/2016/wordml/cid" xmlns:w16="http://schemas.microsoft.com/office/word/2018/wordml" xmlns:w16sdtdh="http://schemas.microsoft.com/office/word/2020/wordml/sdtdatahash" xmlns:w16se="http://schemas.microsoft.com/office/word/2015/wordml/symex" xmlns:wpg="http://schemas.microsoft.com/office/word/2010/wordprocessingGroup" xmlns:wpi="http://schemas.microsoft.com/office/word/2010/wordprocessingInk" xmlns:wne="http://schemas.microsoft.com/office/word/2006/wordml" xmlns:wps="http://schemas.microsoft.com/office/word/2010/wordprocessingShape" mc:Ignorable="w14 w15 w16se w16cid w16 w16cex w16sdtdh wp14">
   <w:abstractNum w:abstractNumId="0" w15:restartNumberingAfterBreak="0">
     <w:nsid w:val="22CB7D6F"/>
     <w:multiLevelType w:val="hybridMultilevel"/>
@@ -4156,26 +3803,26 @@
       </w:pPr>
     </w:lvl>
   </w:abstractNum>
-  <w:num w:numId="1">
+  <w:num w:numId="1" w16cid:durableId="1375500887">
     <w:abstractNumId w:val="4"/>
   </w:num>
-  <w:num w:numId="2">
+  <w:num w:numId="2" w16cid:durableId="677006090">
     <w:abstractNumId w:val="3"/>
   </w:num>
-  <w:num w:numId="3">
+  <w:num w:numId="3" w16cid:durableId="2058582636">
     <w:abstractNumId w:val="1"/>
   </w:num>
-  <w:num w:numId="4">
+  <w:num w:numId="4" w16cid:durableId="969555676">
     <w:abstractNumId w:val="0"/>
   </w:num>
-  <w:num w:numId="5">
+  <w:num w:numId="5" w16cid:durableId="415172738">
     <w:abstractNumId w:val="2"/>
   </w:num>
 </w:numbering>
 </file>
 
 <file path=word/styles.xml><?xml version="1.0" encoding="utf-8"?>
-<w:styles xmlns:mc="http://schemas.openxmlformats.org/markup-compatibility/2006" xmlns:r="http://schemas.openxmlformats.org/officeDocument/2006/relationships" xmlns:w="http://schemas.openxmlformats.org/wordprocessingml/2006/main" xmlns:w14="http://schemas.microsoft.com/office/word/2010/wordml" xmlns:w15="http://schemas.microsoft.com/office/word/2012/wordml" xmlns:w16cex="http://schemas.microsoft.com/office/word/2018/wordml/cex" xmlns:w16cid="http://schemas.microsoft.com/office/word/2016/wordml/cid" xmlns:w16="http://schemas.microsoft.com/office/word/2018/wordml" xmlns:w16se="http://schemas.microsoft.com/office/word/2015/wordml/symex" mc:Ignorable="w14 w15 w16se w16cid w16 w16cex">
+<w:styles xmlns:mc="http://schemas.openxmlformats.org/markup-compatibility/2006" xmlns:r="http://schemas.openxmlformats.org/officeDocument/2006/relationships" xmlns:w="http://schemas.openxmlformats.org/wordprocessingml/2006/main" xmlns:w14="http://schemas.microsoft.com/office/word/2010/wordml" xmlns:w15="http://schemas.microsoft.com/office/word/2012/wordml" xmlns:w16cex="http://schemas.microsoft.com/office/word/2018/wordml/cex" xmlns:w16cid="http://schemas.microsoft.com/office/word/2016/wordml/cid" xmlns:w16="http://schemas.microsoft.com/office/word/2018/wordml" xmlns:w16sdtdh="http://schemas.microsoft.com/office/word/2020/wordml/sdtdatahash" xmlns:w16se="http://schemas.microsoft.com/office/word/2015/wordml/symex" mc:Ignorable="w14 w15 w16se w16cid w16 w16cex w16sdtdh">
   <w:docDefaults>
     <w:rPrDefault>
       <w:rPr>
